--- a/docs/acceptance-test/per-user/16-fr.mayon.owner.docx
+++ b/docs/acceptance-test/per-user/16-fr.mayon.owner.docx
@@ -117,7 +117,7 @@
           <w:sz w:val="18"/>
           <w:szCs w:val="18"/>
         </w:rPr>
-        <w:t xml:space="preserve">  ·  9 checks</w:t>
+        <w:t xml:space="preserve">  ·  15 checks</w:t>
       </w:r>
     </w:p>
     <w:tbl>
@@ -2833,6 +2833,1694 @@
                 <w:szCs w:val="19"/>
               </w:rPr>
               <w:t xml:space="preserve">Only the franchise price. No GWS cost.</w:t>
+            </w:r>
+          </w:p>
+        </w:tc>
+        <w:tc>
+          <w:tcPr>
+            <w:tcW w:type="dxa" w:w="620"/>
+            <w:tcBorders>
+              <w:top w:val="single" w:color="C9D0DC" w:sz="4"/>
+              <w:left w:val="single" w:color="C9D0DC" w:sz="4"/>
+              <w:bottom w:val="single" w:color="C9D0DC" w:sz="4"/>
+              <w:right w:val="single" w:color="C9D0DC" w:sz="4"/>
+            </w:tcBorders>
+            <w:tcMar>
+              <w:top w:type="dxa" w:w="70"/>
+              <w:left w:type="dxa" w:w="100"/>
+              <w:bottom w:type="dxa" w:w="70"/>
+              <w:right w:type="dxa" w:w="100"/>
+            </w:tcMar>
+            <w:vAlign w:val="center"/>
+          </w:tcPr>
+          <w:p>
+            <w:pPr>
+              <w:spacing w:after="0" w:before="0" w:line="264"/>
+              <w:jc w:val="center"/>
+            </w:pPr>
+            <w:r>
+              <w:rPr>
+                <w:rFonts w:ascii="Arial" w:cs="Arial" w:eastAsia="Arial" w:hAnsi="Arial"/>
+                <w:sz w:val="30"/>
+                <w:szCs w:val="30"/>
+              </w:rPr>
+              <w:t xml:space="preserve">☐</w:t>
+            </w:r>
+          </w:p>
+        </w:tc>
+        <w:tc>
+          <w:tcPr>
+            <w:tcW w:type="dxa" w:w="620"/>
+            <w:tcBorders>
+              <w:top w:val="single" w:color="C9D0DC" w:sz="4"/>
+              <w:left w:val="single" w:color="C9D0DC" w:sz="4"/>
+              <w:bottom w:val="single" w:color="C9D0DC" w:sz="4"/>
+              <w:right w:val="single" w:color="C9D0DC" w:sz="4"/>
+            </w:tcBorders>
+            <w:tcMar>
+              <w:top w:type="dxa" w:w="70"/>
+              <w:left w:type="dxa" w:w="100"/>
+              <w:bottom w:type="dxa" w:w="70"/>
+              <w:right w:type="dxa" w:w="100"/>
+            </w:tcMar>
+            <w:vAlign w:val="center"/>
+          </w:tcPr>
+          <w:p>
+            <w:pPr>
+              <w:spacing w:after="0" w:before="0" w:line="264"/>
+              <w:jc w:val="center"/>
+            </w:pPr>
+            <w:r>
+              <w:rPr>
+                <w:rFonts w:ascii="Arial" w:cs="Arial" w:eastAsia="Arial" w:hAnsi="Arial"/>
+                <w:sz w:val="30"/>
+                <w:szCs w:val="30"/>
+              </w:rPr>
+              <w:t xml:space="preserve">☐</w:t>
+            </w:r>
+          </w:p>
+        </w:tc>
+        <w:tc>
+          <w:tcPr>
+            <w:tcW w:type="dxa" w:w="620"/>
+            <w:tcBorders>
+              <w:top w:val="single" w:color="C9D0DC" w:sz="4"/>
+              <w:left w:val="single" w:color="C9D0DC" w:sz="4"/>
+              <w:bottom w:val="single" w:color="C9D0DC" w:sz="4"/>
+              <w:right w:val="single" w:color="C9D0DC" w:sz="4"/>
+            </w:tcBorders>
+            <w:tcMar>
+              <w:top w:type="dxa" w:w="70"/>
+              <w:left w:type="dxa" w:w="100"/>
+              <w:bottom w:type="dxa" w:w="70"/>
+              <w:right w:type="dxa" w:w="100"/>
+            </w:tcMar>
+            <w:vAlign w:val="center"/>
+          </w:tcPr>
+          <w:p>
+            <w:pPr>
+              <w:spacing w:after="0" w:before="0" w:line="264"/>
+              <w:jc w:val="center"/>
+            </w:pPr>
+            <w:r>
+              <w:rPr>
+                <w:rFonts w:ascii="Arial" w:cs="Arial" w:eastAsia="Arial" w:hAnsi="Arial"/>
+                <w:sz w:val="30"/>
+                <w:szCs w:val="30"/>
+              </w:rPr>
+              <w:t xml:space="preserve">☐</w:t>
+            </w:r>
+          </w:p>
+        </w:tc>
+        <w:tc>
+          <w:tcPr>
+            <w:tcW w:type="dxa" w:w="2040"/>
+            <w:tcBorders>
+              <w:top w:val="single" w:color="C9D0DC" w:sz="4"/>
+              <w:left w:val="single" w:color="C9D0DC" w:sz="4"/>
+              <w:bottom w:val="single" w:color="C9D0DC" w:sz="4"/>
+              <w:right w:val="single" w:color="C9D0DC" w:sz="4"/>
+            </w:tcBorders>
+            <w:tcMar>
+              <w:top w:type="dxa" w:w="70"/>
+              <w:left w:type="dxa" w:w="100"/>
+              <w:bottom w:type="dxa" w:w="70"/>
+              <w:right w:type="dxa" w:w="100"/>
+            </w:tcMar>
+            <w:vAlign w:val="top"/>
+          </w:tcPr>
+          <w:p>
+            <w:pPr>
+              <w:spacing w:after="0" w:before="0" w:line="264"/>
+            </w:pPr>
+            <w:r>
+              <w:rPr>
+                <w:rFonts w:ascii="Arial" w:cs="Arial" w:eastAsia="Arial" w:hAnsi="Arial"/>
+                <w:sz w:val="19"/>
+                <w:szCs w:val="19"/>
+              </w:rPr>
+              <w:t xml:space="preserve"> </w:t>
+            </w:r>
+          </w:p>
+        </w:tc>
+      </w:tr>
+      <w:tr>
+        <w:trPr>
+          <w:cantSplit/>
+        </w:trPr>
+        <w:tc>
+          <w:tcPr>
+            <w:tcW w:type="dxa" w:w="860"/>
+            <w:tcBorders>
+              <w:top w:val="single" w:color="C9D0DC" w:sz="4"/>
+              <w:left w:val="single" w:color="C9D0DC" w:sz="4"/>
+              <w:bottom w:val="single" w:color="C9D0DC" w:sz="4"/>
+              <w:right w:val="single" w:color="C9D0DC" w:sz="4"/>
+            </w:tcBorders>
+            <w:tcMar>
+              <w:top w:type="dxa" w:w="70"/>
+              <w:left w:type="dxa" w:w="100"/>
+              <w:bottom w:type="dxa" w:w="70"/>
+              <w:right w:type="dxa" w:w="100"/>
+            </w:tcMar>
+            <w:vAlign w:val="top"/>
+          </w:tcPr>
+          <w:p>
+            <w:pPr>
+              <w:spacing w:after="0" w:before="0" w:line="264"/>
+            </w:pPr>
+            <w:r>
+              <w:rPr>
+                <w:rFonts w:ascii="Arial" w:cs="Arial" w:eastAsia="Arial" w:hAnsi="Arial"/>
+                <w:b/>
+                <w:bCs/>
+                <w:color w:val="5B6477"/>
+                <w:sz w:val="16"/>
+                <w:szCs w:val="16"/>
+              </w:rPr>
+              <w:t xml:space="preserve">FO-08</w:t>
+            </w:r>
+          </w:p>
+        </w:tc>
+        <w:tc>
+          <w:tcPr>
+            <w:tcW w:type="dxa" w:w="5480"/>
+            <w:tcBorders>
+              <w:top w:val="single" w:color="C9D0DC" w:sz="4"/>
+              <w:left w:val="single" w:color="C9D0DC" w:sz="4"/>
+              <w:bottom w:val="single" w:color="C9D0DC" w:sz="4"/>
+              <w:right w:val="single" w:color="C9D0DC" w:sz="4"/>
+            </w:tcBorders>
+            <w:tcMar>
+              <w:top w:type="dxa" w:w="70"/>
+              <w:left w:type="dxa" w:w="100"/>
+              <w:bottom w:type="dxa" w:w="70"/>
+              <w:right w:type="dxa" w:w="100"/>
+            </w:tcMar>
+            <w:vAlign w:val="top"/>
+          </w:tcPr>
+          <w:p>
+            <w:pPr>
+              <w:spacing w:after="40" w:before="0" w:line="264"/>
+            </w:pPr>
+            <w:r>
+              <w:rPr>
+                <w:rFonts w:ascii="Arial" w:cs="Arial" w:eastAsia="Arial" w:hAnsi="Arial"/>
+                <w:b/>
+                <w:bCs/>
+                <w:sz w:val="20"/>
+                <w:szCs w:val="20"/>
+              </w:rPr>
+              <w:t xml:space="preserve">Your Franchise AR</w:t>
+            </w:r>
+          </w:p>
+          <w:p>
+            <w:pPr>
+              <w:spacing w:after="40" w:before="0" w:line="264"/>
+            </w:pPr>
+            <w:r>
+              <w:rPr>
+                <w:rFonts w:ascii="Arial" w:cs="Arial" w:eastAsia="Arial" w:hAnsi="Arial"/>
+                <w:i/>
+                <w:iCs/>
+                <w:color w:val="5B6477"/>
+                <w:sz w:val="15"/>
+                <w:szCs w:val="15"/>
+              </w:rPr>
+              <w:t xml:space="preserve">Flow F21 · Franchise AR: penalty, extension, payment</w:t>
+            </w:r>
+          </w:p>
+          <w:p>
+            <w:pPr>
+              <w:spacing w:after="20" w:before="0" w:line="264"/>
+            </w:pPr>
+            <w:r>
+              <w:rPr>
+                <w:rFonts w:ascii="Arial" w:cs="Arial" w:eastAsia="Arial" w:hAnsi="Arial"/>
+                <w:color w:val="5B6477"/>
+                <w:sz w:val="19"/>
+                <w:szCs w:val="19"/>
+              </w:rPr>
+              <w:t xml:space="preserve">1.  </w:t>
+            </w:r>
+            <w:r>
+              <w:rPr>
+                <w:rFonts w:ascii="Arial" w:cs="Arial" w:eastAsia="Arial" w:hAnsi="Arial"/>
+                <w:sz w:val="19"/>
+                <w:szCs w:val="19"/>
+              </w:rPr>
+              <w:t xml:space="preserve">Open Franchise AR.</w:t>
+            </w:r>
+          </w:p>
+          <w:p>
+            <w:pPr>
+              <w:spacing w:after="20" w:before="0" w:line="264"/>
+            </w:pPr>
+            <w:r>
+              <w:rPr>
+                <w:rFonts w:ascii="Arial" w:cs="Arial" w:eastAsia="Arial" w:hAnsi="Arial"/>
+                <w:color w:val="5B6477"/>
+                <w:sz w:val="19"/>
+                <w:szCs w:val="19"/>
+              </w:rPr>
+              <w:t xml:space="preserve">2.  </w:t>
+            </w:r>
+            <w:r>
+              <w:rPr>
+                <w:rFonts w:ascii="Arial" w:cs="Arial" w:eastAsia="Arial" w:hAnsi="Arial"/>
+                <w:sz w:val="19"/>
+                <w:szCs w:val="19"/>
+              </w:rPr>
+              <w:t xml:space="preserve">Open an invoice: read the goods billed at the franchise price, the due date, the penalty and the interest.</w:t>
+            </w:r>
+          </w:p>
+          <w:p>
+            <w:pPr>
+              <w:spacing w:after="0" w:before="60" w:line="264"/>
+            </w:pPr>
+            <w:r>
+              <w:rPr>
+                <w:rFonts w:ascii="Arial" w:cs="Arial" w:eastAsia="Arial" w:hAnsi="Arial"/>
+                <w:b/>
+                <w:bCs/>
+                <w:color w:val="0B1F3A"/>
+                <w:sz w:val="19"/>
+                <w:szCs w:val="19"/>
+              </w:rPr>
+              <w:t xml:space="preserve">You should see: </w:t>
+            </w:r>
+            <w:r>
+              <w:rPr>
+                <w:rFonts w:ascii="Arial" w:cs="Arial" w:eastAsia="Arial" w:hAnsi="Arial"/>
+                <w:sz w:val="19"/>
+                <w:szCs w:val="19"/>
+              </w:rPr>
+              <w:t xml:space="preserve">You see only your own franchise. Total due today = unpaid goods + penalty + interest. The 30-day due date and the memo rule (2% once, 0.1% a day) are explained on the page.</w:t>
+            </w:r>
+          </w:p>
+        </w:tc>
+        <w:tc>
+          <w:tcPr>
+            <w:tcW w:type="dxa" w:w="620"/>
+            <w:tcBorders>
+              <w:top w:val="single" w:color="C9D0DC" w:sz="4"/>
+              <w:left w:val="single" w:color="C9D0DC" w:sz="4"/>
+              <w:bottom w:val="single" w:color="C9D0DC" w:sz="4"/>
+              <w:right w:val="single" w:color="C9D0DC" w:sz="4"/>
+            </w:tcBorders>
+            <w:tcMar>
+              <w:top w:type="dxa" w:w="70"/>
+              <w:left w:type="dxa" w:w="100"/>
+              <w:bottom w:type="dxa" w:w="70"/>
+              <w:right w:type="dxa" w:w="100"/>
+            </w:tcMar>
+            <w:vAlign w:val="center"/>
+          </w:tcPr>
+          <w:p>
+            <w:pPr>
+              <w:spacing w:after="0" w:before="0" w:line="264"/>
+              <w:jc w:val="center"/>
+            </w:pPr>
+            <w:r>
+              <w:rPr>
+                <w:rFonts w:ascii="Arial" w:cs="Arial" w:eastAsia="Arial" w:hAnsi="Arial"/>
+                <w:sz w:val="30"/>
+                <w:szCs w:val="30"/>
+              </w:rPr>
+              <w:t xml:space="preserve">☐</w:t>
+            </w:r>
+          </w:p>
+        </w:tc>
+        <w:tc>
+          <w:tcPr>
+            <w:tcW w:type="dxa" w:w="620"/>
+            <w:tcBorders>
+              <w:top w:val="single" w:color="C9D0DC" w:sz="4"/>
+              <w:left w:val="single" w:color="C9D0DC" w:sz="4"/>
+              <w:bottom w:val="single" w:color="C9D0DC" w:sz="4"/>
+              <w:right w:val="single" w:color="C9D0DC" w:sz="4"/>
+            </w:tcBorders>
+            <w:tcMar>
+              <w:top w:type="dxa" w:w="70"/>
+              <w:left w:type="dxa" w:w="100"/>
+              <w:bottom w:type="dxa" w:w="70"/>
+              <w:right w:type="dxa" w:w="100"/>
+            </w:tcMar>
+            <w:vAlign w:val="center"/>
+          </w:tcPr>
+          <w:p>
+            <w:pPr>
+              <w:spacing w:after="0" w:before="0" w:line="264"/>
+              <w:jc w:val="center"/>
+            </w:pPr>
+            <w:r>
+              <w:rPr>
+                <w:rFonts w:ascii="Arial" w:cs="Arial" w:eastAsia="Arial" w:hAnsi="Arial"/>
+                <w:sz w:val="30"/>
+                <w:szCs w:val="30"/>
+              </w:rPr>
+              <w:t xml:space="preserve">☐</w:t>
+            </w:r>
+          </w:p>
+        </w:tc>
+        <w:tc>
+          <w:tcPr>
+            <w:tcW w:type="dxa" w:w="620"/>
+            <w:tcBorders>
+              <w:top w:val="single" w:color="C9D0DC" w:sz="4"/>
+              <w:left w:val="single" w:color="C9D0DC" w:sz="4"/>
+              <w:bottom w:val="single" w:color="C9D0DC" w:sz="4"/>
+              <w:right w:val="single" w:color="C9D0DC" w:sz="4"/>
+            </w:tcBorders>
+            <w:tcMar>
+              <w:top w:type="dxa" w:w="70"/>
+              <w:left w:type="dxa" w:w="100"/>
+              <w:bottom w:type="dxa" w:w="70"/>
+              <w:right w:type="dxa" w:w="100"/>
+            </w:tcMar>
+            <w:vAlign w:val="center"/>
+          </w:tcPr>
+          <w:p>
+            <w:pPr>
+              <w:spacing w:after="0" w:before="0" w:line="264"/>
+              <w:jc w:val="center"/>
+            </w:pPr>
+            <w:r>
+              <w:rPr>
+                <w:rFonts w:ascii="Arial" w:cs="Arial" w:eastAsia="Arial" w:hAnsi="Arial"/>
+                <w:sz w:val="30"/>
+                <w:szCs w:val="30"/>
+              </w:rPr>
+              <w:t xml:space="preserve">☐</w:t>
+            </w:r>
+          </w:p>
+        </w:tc>
+        <w:tc>
+          <w:tcPr>
+            <w:tcW w:type="dxa" w:w="2040"/>
+            <w:tcBorders>
+              <w:top w:val="single" w:color="C9D0DC" w:sz="4"/>
+              <w:left w:val="single" w:color="C9D0DC" w:sz="4"/>
+              <w:bottom w:val="single" w:color="C9D0DC" w:sz="4"/>
+              <w:right w:val="single" w:color="C9D0DC" w:sz="4"/>
+            </w:tcBorders>
+            <w:tcMar>
+              <w:top w:type="dxa" w:w="70"/>
+              <w:left w:type="dxa" w:w="100"/>
+              <w:bottom w:type="dxa" w:w="70"/>
+              <w:right w:type="dxa" w:w="100"/>
+            </w:tcMar>
+            <w:vAlign w:val="top"/>
+          </w:tcPr>
+          <w:p>
+            <w:pPr>
+              <w:spacing w:after="0" w:before="0" w:line="264"/>
+            </w:pPr>
+            <w:r>
+              <w:rPr>
+                <w:rFonts w:ascii="Arial" w:cs="Arial" w:eastAsia="Arial" w:hAnsi="Arial"/>
+                <w:sz w:val="19"/>
+                <w:szCs w:val="19"/>
+              </w:rPr>
+              <w:t xml:space="preserve"> </w:t>
+            </w:r>
+          </w:p>
+        </w:tc>
+      </w:tr>
+      <w:tr>
+        <w:trPr>
+          <w:cantSplit/>
+        </w:trPr>
+        <w:tc>
+          <w:tcPr>
+            <w:tcW w:type="dxa" w:w="860"/>
+            <w:tcBorders>
+              <w:top w:val="single" w:color="C9D0DC" w:sz="4"/>
+              <w:left w:val="single" w:color="C9D0DC" w:sz="4"/>
+              <w:bottom w:val="single" w:color="C9D0DC" w:sz="4"/>
+              <w:right w:val="single" w:color="C9D0DC" w:sz="4"/>
+            </w:tcBorders>
+            <w:tcMar>
+              <w:top w:type="dxa" w:w="70"/>
+              <w:left w:type="dxa" w:w="100"/>
+              <w:bottom w:type="dxa" w:w="70"/>
+              <w:right w:type="dxa" w:w="100"/>
+            </w:tcMar>
+            <w:vAlign w:val="top"/>
+          </w:tcPr>
+          <w:p>
+            <w:pPr>
+              <w:spacing w:after="0" w:before="0" w:line="264"/>
+            </w:pPr>
+            <w:r>
+              <w:rPr>
+                <w:rFonts w:ascii="Arial" w:cs="Arial" w:eastAsia="Arial" w:hAnsi="Arial"/>
+                <w:b/>
+                <w:bCs/>
+                <w:color w:val="5B6477"/>
+                <w:sz w:val="16"/>
+                <w:szCs w:val="16"/>
+              </w:rPr>
+              <w:t xml:space="preserve">FO-09</w:t>
+            </w:r>
+          </w:p>
+        </w:tc>
+        <w:tc>
+          <w:tcPr>
+            <w:tcW w:type="dxa" w:w="5480"/>
+            <w:tcBorders>
+              <w:top w:val="single" w:color="C9D0DC" w:sz="4"/>
+              <w:left w:val="single" w:color="C9D0DC" w:sz="4"/>
+              <w:bottom w:val="single" w:color="C9D0DC" w:sz="4"/>
+              <w:right w:val="single" w:color="C9D0DC" w:sz="4"/>
+            </w:tcBorders>
+            <w:tcMar>
+              <w:top w:type="dxa" w:w="70"/>
+              <w:left w:type="dxa" w:w="100"/>
+              <w:bottom w:type="dxa" w:w="70"/>
+              <w:right w:type="dxa" w:w="100"/>
+            </w:tcMar>
+            <w:vAlign w:val="top"/>
+          </w:tcPr>
+          <w:p>
+            <w:pPr>
+              <w:spacing w:after="40" w:before="0" w:line="264"/>
+            </w:pPr>
+            <w:r>
+              <w:rPr>
+                <w:rFonts w:ascii="Arial" w:cs="Arial" w:eastAsia="Arial" w:hAnsi="Arial"/>
+                <w:b/>
+                <w:bCs/>
+                <w:sz w:val="20"/>
+                <w:szCs w:val="20"/>
+              </w:rPr>
+              <w:t xml:space="preserve">Ask for more time to pay</w:t>
+            </w:r>
+          </w:p>
+          <w:p>
+            <w:pPr>
+              <w:spacing w:after="40" w:before="0" w:line="264"/>
+            </w:pPr>
+            <w:r>
+              <w:rPr>
+                <w:rFonts w:ascii="Arial" w:cs="Arial" w:eastAsia="Arial" w:hAnsi="Arial"/>
+                <w:i/>
+                <w:iCs/>
+                <w:color w:val="5B6477"/>
+                <w:sz w:val="15"/>
+                <w:szCs w:val="15"/>
+              </w:rPr>
+              <w:t xml:space="preserve">Flow F21 · Franchise AR: penalty, extension, payment</w:t>
+            </w:r>
+          </w:p>
+          <w:p>
+            <w:pPr>
+              <w:spacing w:after="20" w:before="0" w:line="264"/>
+            </w:pPr>
+            <w:r>
+              <w:rPr>
+                <w:rFonts w:ascii="Arial" w:cs="Arial" w:eastAsia="Arial" w:hAnsi="Arial"/>
+                <w:color w:val="5B6477"/>
+                <w:sz w:val="19"/>
+                <w:szCs w:val="19"/>
+              </w:rPr>
+              <w:t xml:space="preserve">1.  </w:t>
+            </w:r>
+            <w:r>
+              <w:rPr>
+                <w:rFonts w:ascii="Arial" w:cs="Arial" w:eastAsia="Arial" w:hAnsi="Arial"/>
+                <w:sz w:val="19"/>
+                <w:szCs w:val="19"/>
+              </w:rPr>
+              <w:t xml:space="preserve">Franchise AR → open the invoice → Ask for extension.</w:t>
+            </w:r>
+          </w:p>
+          <w:p>
+            <w:pPr>
+              <w:spacing w:after="20" w:before="0" w:line="264"/>
+            </w:pPr>
+            <w:r>
+              <w:rPr>
+                <w:rFonts w:ascii="Arial" w:cs="Arial" w:eastAsia="Arial" w:hAnsi="Arial"/>
+                <w:color w:val="5B6477"/>
+                <w:sz w:val="19"/>
+                <w:szCs w:val="19"/>
+              </w:rPr>
+              <w:t xml:space="preserve">2.  </w:t>
+            </w:r>
+            <w:r>
+              <w:rPr>
+                <w:rFonts w:ascii="Arial" w:cs="Arial" w:eastAsia="Arial" w:hAnsi="Arial"/>
+                <w:sz w:val="19"/>
+                <w:szCs w:val="19"/>
+              </w:rPr>
+              <w:t xml:space="preserve">Type the new due date and the reason → Send request.</w:t>
+            </w:r>
+          </w:p>
+          <w:p>
+            <w:pPr>
+              <w:spacing w:after="0" w:before="60" w:line="264"/>
+            </w:pPr>
+            <w:r>
+              <w:rPr>
+                <w:rFonts w:ascii="Arial" w:cs="Arial" w:eastAsia="Arial" w:hAnsi="Arial"/>
+                <w:b/>
+                <w:bCs/>
+                <w:color w:val="0B1F3A"/>
+                <w:sz w:val="19"/>
+                <w:szCs w:val="19"/>
+              </w:rPr>
+              <w:t xml:space="preserve">You should see: </w:t>
+            </w:r>
+            <w:r>
+              <w:rPr>
+                <w:rFonts w:ascii="Arial" w:cs="Arial" w:eastAsia="Arial" w:hAnsi="Arial"/>
+                <w:sz w:val="19"/>
+                <w:szCs w:val="19"/>
+              </w:rPr>
+              <w:t xml:space="preserve">The request goes to the Owner; Accounting, the auditors and the Franchise Coordinators are told. It appears under Extension requests as waiting, then approved or not approved.</w:t>
+            </w:r>
+          </w:p>
+        </w:tc>
+        <w:tc>
+          <w:tcPr>
+            <w:tcW w:type="dxa" w:w="620"/>
+            <w:tcBorders>
+              <w:top w:val="single" w:color="C9D0DC" w:sz="4"/>
+              <w:left w:val="single" w:color="C9D0DC" w:sz="4"/>
+              <w:bottom w:val="single" w:color="C9D0DC" w:sz="4"/>
+              <w:right w:val="single" w:color="C9D0DC" w:sz="4"/>
+            </w:tcBorders>
+            <w:tcMar>
+              <w:top w:type="dxa" w:w="70"/>
+              <w:left w:type="dxa" w:w="100"/>
+              <w:bottom w:type="dxa" w:w="70"/>
+              <w:right w:type="dxa" w:w="100"/>
+            </w:tcMar>
+            <w:vAlign w:val="center"/>
+          </w:tcPr>
+          <w:p>
+            <w:pPr>
+              <w:spacing w:after="0" w:before="0" w:line="264"/>
+              <w:jc w:val="center"/>
+            </w:pPr>
+            <w:r>
+              <w:rPr>
+                <w:rFonts w:ascii="Arial" w:cs="Arial" w:eastAsia="Arial" w:hAnsi="Arial"/>
+                <w:sz w:val="30"/>
+                <w:szCs w:val="30"/>
+              </w:rPr>
+              <w:t xml:space="preserve">☐</w:t>
+            </w:r>
+          </w:p>
+        </w:tc>
+        <w:tc>
+          <w:tcPr>
+            <w:tcW w:type="dxa" w:w="620"/>
+            <w:tcBorders>
+              <w:top w:val="single" w:color="C9D0DC" w:sz="4"/>
+              <w:left w:val="single" w:color="C9D0DC" w:sz="4"/>
+              <w:bottom w:val="single" w:color="C9D0DC" w:sz="4"/>
+              <w:right w:val="single" w:color="C9D0DC" w:sz="4"/>
+            </w:tcBorders>
+            <w:tcMar>
+              <w:top w:type="dxa" w:w="70"/>
+              <w:left w:type="dxa" w:w="100"/>
+              <w:bottom w:type="dxa" w:w="70"/>
+              <w:right w:type="dxa" w:w="100"/>
+            </w:tcMar>
+            <w:vAlign w:val="center"/>
+          </w:tcPr>
+          <w:p>
+            <w:pPr>
+              <w:spacing w:after="0" w:before="0" w:line="264"/>
+              <w:jc w:val="center"/>
+            </w:pPr>
+            <w:r>
+              <w:rPr>
+                <w:rFonts w:ascii="Arial" w:cs="Arial" w:eastAsia="Arial" w:hAnsi="Arial"/>
+                <w:sz w:val="30"/>
+                <w:szCs w:val="30"/>
+              </w:rPr>
+              <w:t xml:space="preserve">☐</w:t>
+            </w:r>
+          </w:p>
+        </w:tc>
+        <w:tc>
+          <w:tcPr>
+            <w:tcW w:type="dxa" w:w="620"/>
+            <w:tcBorders>
+              <w:top w:val="single" w:color="C9D0DC" w:sz="4"/>
+              <w:left w:val="single" w:color="C9D0DC" w:sz="4"/>
+              <w:bottom w:val="single" w:color="C9D0DC" w:sz="4"/>
+              <w:right w:val="single" w:color="C9D0DC" w:sz="4"/>
+            </w:tcBorders>
+            <w:tcMar>
+              <w:top w:type="dxa" w:w="70"/>
+              <w:left w:type="dxa" w:w="100"/>
+              <w:bottom w:type="dxa" w:w="70"/>
+              <w:right w:type="dxa" w:w="100"/>
+            </w:tcMar>
+            <w:vAlign w:val="center"/>
+          </w:tcPr>
+          <w:p>
+            <w:pPr>
+              <w:spacing w:after="0" w:before="0" w:line="264"/>
+              <w:jc w:val="center"/>
+            </w:pPr>
+            <w:r>
+              <w:rPr>
+                <w:rFonts w:ascii="Arial" w:cs="Arial" w:eastAsia="Arial" w:hAnsi="Arial"/>
+                <w:sz w:val="30"/>
+                <w:szCs w:val="30"/>
+              </w:rPr>
+              <w:t xml:space="preserve">☐</w:t>
+            </w:r>
+          </w:p>
+        </w:tc>
+        <w:tc>
+          <w:tcPr>
+            <w:tcW w:type="dxa" w:w="2040"/>
+            <w:tcBorders>
+              <w:top w:val="single" w:color="C9D0DC" w:sz="4"/>
+              <w:left w:val="single" w:color="C9D0DC" w:sz="4"/>
+              <w:bottom w:val="single" w:color="C9D0DC" w:sz="4"/>
+              <w:right w:val="single" w:color="C9D0DC" w:sz="4"/>
+            </w:tcBorders>
+            <w:tcMar>
+              <w:top w:type="dxa" w:w="70"/>
+              <w:left w:type="dxa" w:w="100"/>
+              <w:bottom w:type="dxa" w:w="70"/>
+              <w:right w:type="dxa" w:w="100"/>
+            </w:tcMar>
+            <w:vAlign w:val="top"/>
+          </w:tcPr>
+          <w:p>
+            <w:pPr>
+              <w:spacing w:after="0" w:before="0" w:line="264"/>
+            </w:pPr>
+            <w:r>
+              <w:rPr>
+                <w:rFonts w:ascii="Arial" w:cs="Arial" w:eastAsia="Arial" w:hAnsi="Arial"/>
+                <w:sz w:val="19"/>
+                <w:szCs w:val="19"/>
+              </w:rPr>
+              <w:t xml:space="preserve"> </w:t>
+            </w:r>
+          </w:p>
+        </w:tc>
+      </w:tr>
+      <w:tr>
+        <w:trPr>
+          <w:cantSplit/>
+        </w:trPr>
+        <w:tc>
+          <w:tcPr>
+            <w:tcW w:type="dxa" w:w="860"/>
+            <w:tcBorders>
+              <w:top w:val="single" w:color="C9D0DC" w:sz="4"/>
+              <w:left w:val="single" w:color="C9D0DC" w:sz="4"/>
+              <w:bottom w:val="single" w:color="C9D0DC" w:sz="4"/>
+              <w:right w:val="single" w:color="C9D0DC" w:sz="4"/>
+            </w:tcBorders>
+            <w:tcMar>
+              <w:top w:type="dxa" w:w="70"/>
+              <w:left w:type="dxa" w:w="100"/>
+              <w:bottom w:type="dxa" w:w="70"/>
+              <w:right w:type="dxa" w:w="100"/>
+            </w:tcMar>
+            <w:vAlign w:val="top"/>
+          </w:tcPr>
+          <w:p>
+            <w:pPr>
+              <w:spacing w:after="0" w:before="0" w:line="264"/>
+            </w:pPr>
+            <w:r>
+              <w:rPr>
+                <w:rFonts w:ascii="Arial" w:cs="Arial" w:eastAsia="Arial" w:hAnsi="Arial"/>
+                <w:b/>
+                <w:bCs/>
+                <w:color w:val="5B6477"/>
+                <w:sz w:val="16"/>
+                <w:szCs w:val="16"/>
+              </w:rPr>
+              <w:t xml:space="preserve">FO-10</w:t>
+            </w:r>
+          </w:p>
+        </w:tc>
+        <w:tc>
+          <w:tcPr>
+            <w:tcW w:type="dxa" w:w="5480"/>
+            <w:tcBorders>
+              <w:top w:val="single" w:color="C9D0DC" w:sz="4"/>
+              <w:left w:val="single" w:color="C9D0DC" w:sz="4"/>
+              <w:bottom w:val="single" w:color="C9D0DC" w:sz="4"/>
+              <w:right w:val="single" w:color="C9D0DC" w:sz="4"/>
+            </w:tcBorders>
+            <w:tcMar>
+              <w:top w:type="dxa" w:w="70"/>
+              <w:left w:type="dxa" w:w="100"/>
+              <w:bottom w:type="dxa" w:w="70"/>
+              <w:right w:type="dxa" w:w="100"/>
+            </w:tcMar>
+            <w:vAlign w:val="top"/>
+          </w:tcPr>
+          <w:p>
+            <w:pPr>
+              <w:spacing w:after="40" w:before="0" w:line="264"/>
+            </w:pPr>
+            <w:r>
+              <w:rPr>
+                <w:rFonts w:ascii="Arial" w:cs="Arial" w:eastAsia="Arial" w:hAnsi="Arial"/>
+                <w:b/>
+                <w:bCs/>
+                <w:sz w:val="20"/>
+                <w:szCs w:val="20"/>
+              </w:rPr>
+              <w:t xml:space="preserve">Transfer changed after receiving</w:t>
+            </w:r>
+          </w:p>
+          <w:p>
+            <w:pPr>
+              <w:spacing w:after="40" w:before="0" w:line="264"/>
+            </w:pPr>
+            <w:r>
+              <w:rPr>
+                <w:rFonts w:ascii="Arial" w:cs="Arial" w:eastAsia="Arial" w:hAnsi="Arial"/>
+                <w:i/>
+                <w:iCs/>
+                <w:color w:val="5B6477"/>
+                <w:sz w:val="15"/>
+                <w:szCs w:val="15"/>
+              </w:rPr>
+              <w:t xml:space="preserve">Flow F21 · Franchise AR: penalty, extension, payment</w:t>
+            </w:r>
+          </w:p>
+          <w:p>
+            <w:pPr>
+              <w:spacing w:after="20" w:before="0" w:line="264"/>
+            </w:pPr>
+            <w:r>
+              <w:rPr>
+                <w:rFonts w:ascii="Arial" w:cs="Arial" w:eastAsia="Arial" w:hAnsi="Arial"/>
+                <w:color w:val="5B6477"/>
+                <w:sz w:val="19"/>
+                <w:szCs w:val="19"/>
+              </w:rPr>
+              <w:t xml:space="preserve">1.  </w:t>
+            </w:r>
+            <w:r>
+              <w:rPr>
+                <w:rFonts w:ascii="Arial" w:cs="Arial" w:eastAsia="Arial" w:hAnsi="Arial"/>
+                <w:sz w:val="19"/>
+                <w:szCs w:val="19"/>
+              </w:rPr>
+              <w:t xml:space="preserve">Receive a transfer with a different quantity (see flow F3) and let it be settled.</w:t>
+            </w:r>
+          </w:p>
+          <w:p>
+            <w:pPr>
+              <w:spacing w:after="20" w:before="0" w:line="264"/>
+            </w:pPr>
+            <w:r>
+              <w:rPr>
+                <w:rFonts w:ascii="Arial" w:cs="Arial" w:eastAsia="Arial" w:hAnsi="Arial"/>
+                <w:color w:val="5B6477"/>
+                <w:sz w:val="19"/>
+                <w:szCs w:val="19"/>
+              </w:rPr>
+              <w:t xml:space="preserve">2.  </w:t>
+            </w:r>
+            <w:r>
+              <w:rPr>
+                <w:rFonts w:ascii="Arial" w:cs="Arial" w:eastAsia="Arial" w:hAnsi="Arial"/>
+                <w:sz w:val="19"/>
+                <w:szCs w:val="19"/>
+              </w:rPr>
+              <w:t xml:space="preserve">Open Franchise AR → the invoice → Changes to this invoice.</w:t>
+            </w:r>
+          </w:p>
+          <w:p>
+            <w:pPr>
+              <w:spacing w:after="0" w:before="60" w:line="264"/>
+            </w:pPr>
+            <w:r>
+              <w:rPr>
+                <w:rFonts w:ascii="Arial" w:cs="Arial" w:eastAsia="Arial" w:hAnsi="Arial"/>
+                <w:b/>
+                <w:bCs/>
+                <w:color w:val="0B1F3A"/>
+                <w:sz w:val="19"/>
+                <w:szCs w:val="19"/>
+              </w:rPr>
+              <w:t xml:space="preserve">You should see: </w:t>
+            </w:r>
+            <w:r>
+              <w:rPr>
+                <w:rFonts w:ascii="Arial" w:cs="Arial" w:eastAsia="Arial" w:hAnsi="Arial"/>
+                <w:sz w:val="19"/>
+                <w:szCs w:val="19"/>
+              </w:rPr>
+              <w:t xml:space="preserve">The invoice amount is adjusted automatically and the change is listed with the date. You are notified, as are the Owner, the auditors, the Sales Associate involved and the Coordinators.</w:t>
+            </w:r>
+          </w:p>
+        </w:tc>
+        <w:tc>
+          <w:tcPr>
+            <w:tcW w:type="dxa" w:w="620"/>
+            <w:tcBorders>
+              <w:top w:val="single" w:color="C9D0DC" w:sz="4"/>
+              <w:left w:val="single" w:color="C9D0DC" w:sz="4"/>
+              <w:bottom w:val="single" w:color="C9D0DC" w:sz="4"/>
+              <w:right w:val="single" w:color="C9D0DC" w:sz="4"/>
+            </w:tcBorders>
+            <w:tcMar>
+              <w:top w:type="dxa" w:w="70"/>
+              <w:left w:type="dxa" w:w="100"/>
+              <w:bottom w:type="dxa" w:w="70"/>
+              <w:right w:type="dxa" w:w="100"/>
+            </w:tcMar>
+            <w:vAlign w:val="center"/>
+          </w:tcPr>
+          <w:p>
+            <w:pPr>
+              <w:spacing w:after="0" w:before="0" w:line="264"/>
+              <w:jc w:val="center"/>
+            </w:pPr>
+            <w:r>
+              <w:rPr>
+                <w:rFonts w:ascii="Arial" w:cs="Arial" w:eastAsia="Arial" w:hAnsi="Arial"/>
+                <w:sz w:val="30"/>
+                <w:szCs w:val="30"/>
+              </w:rPr>
+              <w:t xml:space="preserve">☐</w:t>
+            </w:r>
+          </w:p>
+        </w:tc>
+        <w:tc>
+          <w:tcPr>
+            <w:tcW w:type="dxa" w:w="620"/>
+            <w:tcBorders>
+              <w:top w:val="single" w:color="C9D0DC" w:sz="4"/>
+              <w:left w:val="single" w:color="C9D0DC" w:sz="4"/>
+              <w:bottom w:val="single" w:color="C9D0DC" w:sz="4"/>
+              <w:right w:val="single" w:color="C9D0DC" w:sz="4"/>
+            </w:tcBorders>
+            <w:tcMar>
+              <w:top w:type="dxa" w:w="70"/>
+              <w:left w:type="dxa" w:w="100"/>
+              <w:bottom w:type="dxa" w:w="70"/>
+              <w:right w:type="dxa" w:w="100"/>
+            </w:tcMar>
+            <w:vAlign w:val="center"/>
+          </w:tcPr>
+          <w:p>
+            <w:pPr>
+              <w:spacing w:after="0" w:before="0" w:line="264"/>
+              <w:jc w:val="center"/>
+            </w:pPr>
+            <w:r>
+              <w:rPr>
+                <w:rFonts w:ascii="Arial" w:cs="Arial" w:eastAsia="Arial" w:hAnsi="Arial"/>
+                <w:sz w:val="30"/>
+                <w:szCs w:val="30"/>
+              </w:rPr>
+              <w:t xml:space="preserve">☐</w:t>
+            </w:r>
+          </w:p>
+        </w:tc>
+        <w:tc>
+          <w:tcPr>
+            <w:tcW w:type="dxa" w:w="620"/>
+            <w:tcBorders>
+              <w:top w:val="single" w:color="C9D0DC" w:sz="4"/>
+              <w:left w:val="single" w:color="C9D0DC" w:sz="4"/>
+              <w:bottom w:val="single" w:color="C9D0DC" w:sz="4"/>
+              <w:right w:val="single" w:color="C9D0DC" w:sz="4"/>
+            </w:tcBorders>
+            <w:tcMar>
+              <w:top w:type="dxa" w:w="70"/>
+              <w:left w:type="dxa" w:w="100"/>
+              <w:bottom w:type="dxa" w:w="70"/>
+              <w:right w:type="dxa" w:w="100"/>
+            </w:tcMar>
+            <w:vAlign w:val="center"/>
+          </w:tcPr>
+          <w:p>
+            <w:pPr>
+              <w:spacing w:after="0" w:before="0" w:line="264"/>
+              <w:jc w:val="center"/>
+            </w:pPr>
+            <w:r>
+              <w:rPr>
+                <w:rFonts w:ascii="Arial" w:cs="Arial" w:eastAsia="Arial" w:hAnsi="Arial"/>
+                <w:sz w:val="30"/>
+                <w:szCs w:val="30"/>
+              </w:rPr>
+              <w:t xml:space="preserve">☐</w:t>
+            </w:r>
+          </w:p>
+        </w:tc>
+        <w:tc>
+          <w:tcPr>
+            <w:tcW w:type="dxa" w:w="2040"/>
+            <w:tcBorders>
+              <w:top w:val="single" w:color="C9D0DC" w:sz="4"/>
+              <w:left w:val="single" w:color="C9D0DC" w:sz="4"/>
+              <w:bottom w:val="single" w:color="C9D0DC" w:sz="4"/>
+              <w:right w:val="single" w:color="C9D0DC" w:sz="4"/>
+            </w:tcBorders>
+            <w:tcMar>
+              <w:top w:type="dxa" w:w="70"/>
+              <w:left w:type="dxa" w:w="100"/>
+              <w:bottom w:type="dxa" w:w="70"/>
+              <w:right w:type="dxa" w:w="100"/>
+            </w:tcMar>
+            <w:vAlign w:val="top"/>
+          </w:tcPr>
+          <w:p>
+            <w:pPr>
+              <w:spacing w:after="0" w:before="0" w:line="264"/>
+            </w:pPr>
+            <w:r>
+              <w:rPr>
+                <w:rFonts w:ascii="Arial" w:cs="Arial" w:eastAsia="Arial" w:hAnsi="Arial"/>
+                <w:sz w:val="19"/>
+                <w:szCs w:val="19"/>
+              </w:rPr>
+              <w:t xml:space="preserve"> </w:t>
+            </w:r>
+          </w:p>
+        </w:tc>
+      </w:tr>
+      <w:tr>
+        <w:trPr>
+          <w:cantSplit/>
+        </w:trPr>
+        <w:tc>
+          <w:tcPr>
+            <w:tcW w:type="dxa" w:w="860"/>
+            <w:tcBorders>
+              <w:top w:val="single" w:color="C9D0DC" w:sz="4"/>
+              <w:left w:val="single" w:color="C9D0DC" w:sz="4"/>
+              <w:bottom w:val="single" w:color="C9D0DC" w:sz="4"/>
+              <w:right w:val="single" w:color="C9D0DC" w:sz="4"/>
+            </w:tcBorders>
+            <w:tcMar>
+              <w:top w:type="dxa" w:w="70"/>
+              <w:left w:type="dxa" w:w="100"/>
+              <w:bottom w:type="dxa" w:w="70"/>
+              <w:right w:type="dxa" w:w="100"/>
+            </w:tcMar>
+            <w:vAlign w:val="top"/>
+          </w:tcPr>
+          <w:p>
+            <w:pPr>
+              <w:spacing w:after="0" w:before="0" w:line="264"/>
+            </w:pPr>
+            <w:r>
+              <w:rPr>
+                <w:rFonts w:ascii="Arial" w:cs="Arial" w:eastAsia="Arial" w:hAnsi="Arial"/>
+                <w:b/>
+                <w:bCs/>
+                <w:color w:val="5B6477"/>
+                <w:sz w:val="16"/>
+                <w:szCs w:val="16"/>
+              </w:rPr>
+              <w:t xml:space="preserve">FO-11</w:t>
+            </w:r>
+          </w:p>
+        </w:tc>
+        <w:tc>
+          <w:tcPr>
+            <w:tcW w:type="dxa" w:w="5480"/>
+            <w:tcBorders>
+              <w:top w:val="single" w:color="C9D0DC" w:sz="4"/>
+              <w:left w:val="single" w:color="C9D0DC" w:sz="4"/>
+              <w:bottom w:val="single" w:color="C9D0DC" w:sz="4"/>
+              <w:right w:val="single" w:color="C9D0DC" w:sz="4"/>
+            </w:tcBorders>
+            <w:tcMar>
+              <w:top w:type="dxa" w:w="70"/>
+              <w:left w:type="dxa" w:w="100"/>
+              <w:bottom w:type="dxa" w:w="70"/>
+              <w:right w:type="dxa" w:w="100"/>
+            </w:tcMar>
+            <w:vAlign w:val="top"/>
+          </w:tcPr>
+          <w:p>
+            <w:pPr>
+              <w:spacing w:after="40" w:before="0" w:line="264"/>
+            </w:pPr>
+            <w:r>
+              <w:rPr>
+                <w:rFonts w:ascii="Arial" w:cs="Arial" w:eastAsia="Arial" w:hAnsi="Arial"/>
+                <w:b/>
+                <w:bCs/>
+                <w:sz w:val="20"/>
+                <w:szCs w:val="20"/>
+              </w:rPr>
+              <w:t xml:space="preserve">6-Pack sticker and card</w:t>
+            </w:r>
+          </w:p>
+          <w:p>
+            <w:pPr>
+              <w:spacing w:after="40" w:before="0" w:line="264"/>
+            </w:pPr>
+            <w:r>
+              <w:rPr>
+                <w:rFonts w:ascii="Arial" w:cs="Arial" w:eastAsia="Arial" w:hAnsi="Arial"/>
+                <w:i/>
+                <w:iCs/>
+                <w:color w:val="5B6477"/>
+                <w:sz w:val="15"/>
+                <w:szCs w:val="15"/>
+              </w:rPr>
+              <w:t xml:space="preserve">Flow F23 · 6-Pack Card and the override</w:t>
+            </w:r>
+          </w:p>
+          <w:p>
+            <w:pPr>
+              <w:spacing w:after="20" w:before="0" w:line="264"/>
+            </w:pPr>
+            <w:r>
+              <w:rPr>
+                <w:rFonts w:ascii="Arial" w:cs="Arial" w:eastAsia="Arial" w:hAnsi="Arial"/>
+                <w:color w:val="5B6477"/>
+                <w:sz w:val="19"/>
+                <w:szCs w:val="19"/>
+              </w:rPr>
+              <w:t xml:space="preserve">1.  </w:t>
+            </w:r>
+            <w:r>
+              <w:rPr>
+                <w:rFonts w:ascii="Arial" w:cs="Arial" w:eastAsia="Arial" w:hAnsi="Arial"/>
+                <w:sz w:val="19"/>
+                <w:szCs w:val="19"/>
+              </w:rPr>
+              <w:t xml:space="preserve">New Sale → tick 6-Pack sticker given with the customer name and mobile number → Save.</w:t>
+            </w:r>
+          </w:p>
+          <w:p>
+            <w:pPr>
+              <w:spacing w:after="20" w:before="0" w:line="264"/>
+            </w:pPr>
+            <w:r>
+              <w:rPr>
+                <w:rFonts w:ascii="Arial" w:cs="Arial" w:eastAsia="Arial" w:hAnsi="Arial"/>
+                <w:color w:val="5B6477"/>
+                <w:sz w:val="19"/>
+                <w:szCs w:val="19"/>
+              </w:rPr>
+              <w:t xml:space="preserve">2.  </w:t>
+            </w:r>
+            <w:r>
+              <w:rPr>
+                <w:rFonts w:ascii="Arial" w:cs="Arial" w:eastAsia="Arial" w:hAnsi="Arial"/>
+                <w:sz w:val="19"/>
+                <w:szCs w:val="19"/>
+              </w:rPr>
+              <w:t xml:space="preserve">Open 6-Pack Card.</w:t>
+            </w:r>
+          </w:p>
+          <w:p>
+            <w:pPr>
+              <w:spacing w:after="0" w:before="60" w:line="264"/>
+            </w:pPr>
+            <w:r>
+              <w:rPr>
+                <w:rFonts w:ascii="Arial" w:cs="Arial" w:eastAsia="Arial" w:hAnsi="Arial"/>
+                <w:b/>
+                <w:bCs/>
+                <w:color w:val="0B1F3A"/>
+                <w:sz w:val="19"/>
+                <w:szCs w:val="19"/>
+              </w:rPr>
+              <w:t xml:space="preserve">You should see: </w:t>
+            </w:r>
+            <w:r>
+              <w:rPr>
+                <w:rFonts w:ascii="Arial" w:cs="Arial" w:eastAsia="Arial" w:hAnsi="Arial"/>
+                <w:sz w:val="19"/>
+                <w:szCs w:val="19"/>
+              </w:rPr>
+              <w:t xml:space="preserve">The sticker is counted. A redeemed ₱300 card is your franchise expense.</w:t>
+            </w:r>
+          </w:p>
+        </w:tc>
+        <w:tc>
+          <w:tcPr>
+            <w:tcW w:type="dxa" w:w="620"/>
+            <w:tcBorders>
+              <w:top w:val="single" w:color="C9D0DC" w:sz="4"/>
+              <w:left w:val="single" w:color="C9D0DC" w:sz="4"/>
+              <w:bottom w:val="single" w:color="C9D0DC" w:sz="4"/>
+              <w:right w:val="single" w:color="C9D0DC" w:sz="4"/>
+            </w:tcBorders>
+            <w:tcMar>
+              <w:top w:type="dxa" w:w="70"/>
+              <w:left w:type="dxa" w:w="100"/>
+              <w:bottom w:type="dxa" w:w="70"/>
+              <w:right w:type="dxa" w:w="100"/>
+            </w:tcMar>
+            <w:vAlign w:val="center"/>
+          </w:tcPr>
+          <w:p>
+            <w:pPr>
+              <w:spacing w:after="0" w:before="0" w:line="264"/>
+              <w:jc w:val="center"/>
+            </w:pPr>
+            <w:r>
+              <w:rPr>
+                <w:rFonts w:ascii="Arial" w:cs="Arial" w:eastAsia="Arial" w:hAnsi="Arial"/>
+                <w:sz w:val="30"/>
+                <w:szCs w:val="30"/>
+              </w:rPr>
+              <w:t xml:space="preserve">☐</w:t>
+            </w:r>
+          </w:p>
+        </w:tc>
+        <w:tc>
+          <w:tcPr>
+            <w:tcW w:type="dxa" w:w="620"/>
+            <w:tcBorders>
+              <w:top w:val="single" w:color="C9D0DC" w:sz="4"/>
+              <w:left w:val="single" w:color="C9D0DC" w:sz="4"/>
+              <w:bottom w:val="single" w:color="C9D0DC" w:sz="4"/>
+              <w:right w:val="single" w:color="C9D0DC" w:sz="4"/>
+            </w:tcBorders>
+            <w:tcMar>
+              <w:top w:type="dxa" w:w="70"/>
+              <w:left w:type="dxa" w:w="100"/>
+              <w:bottom w:type="dxa" w:w="70"/>
+              <w:right w:type="dxa" w:w="100"/>
+            </w:tcMar>
+            <w:vAlign w:val="center"/>
+          </w:tcPr>
+          <w:p>
+            <w:pPr>
+              <w:spacing w:after="0" w:before="0" w:line="264"/>
+              <w:jc w:val="center"/>
+            </w:pPr>
+            <w:r>
+              <w:rPr>
+                <w:rFonts w:ascii="Arial" w:cs="Arial" w:eastAsia="Arial" w:hAnsi="Arial"/>
+                <w:sz w:val="30"/>
+                <w:szCs w:val="30"/>
+              </w:rPr>
+              <w:t xml:space="preserve">☐</w:t>
+            </w:r>
+          </w:p>
+        </w:tc>
+        <w:tc>
+          <w:tcPr>
+            <w:tcW w:type="dxa" w:w="620"/>
+            <w:tcBorders>
+              <w:top w:val="single" w:color="C9D0DC" w:sz="4"/>
+              <w:left w:val="single" w:color="C9D0DC" w:sz="4"/>
+              <w:bottom w:val="single" w:color="C9D0DC" w:sz="4"/>
+              <w:right w:val="single" w:color="C9D0DC" w:sz="4"/>
+            </w:tcBorders>
+            <w:tcMar>
+              <w:top w:type="dxa" w:w="70"/>
+              <w:left w:type="dxa" w:w="100"/>
+              <w:bottom w:type="dxa" w:w="70"/>
+              <w:right w:type="dxa" w:w="100"/>
+            </w:tcMar>
+            <w:vAlign w:val="center"/>
+          </w:tcPr>
+          <w:p>
+            <w:pPr>
+              <w:spacing w:after="0" w:before="0" w:line="264"/>
+              <w:jc w:val="center"/>
+            </w:pPr>
+            <w:r>
+              <w:rPr>
+                <w:rFonts w:ascii="Arial" w:cs="Arial" w:eastAsia="Arial" w:hAnsi="Arial"/>
+                <w:sz w:val="30"/>
+                <w:szCs w:val="30"/>
+              </w:rPr>
+              <w:t xml:space="preserve">☐</w:t>
+            </w:r>
+          </w:p>
+        </w:tc>
+        <w:tc>
+          <w:tcPr>
+            <w:tcW w:type="dxa" w:w="2040"/>
+            <w:tcBorders>
+              <w:top w:val="single" w:color="C9D0DC" w:sz="4"/>
+              <w:left w:val="single" w:color="C9D0DC" w:sz="4"/>
+              <w:bottom w:val="single" w:color="C9D0DC" w:sz="4"/>
+              <w:right w:val="single" w:color="C9D0DC" w:sz="4"/>
+            </w:tcBorders>
+            <w:tcMar>
+              <w:top w:type="dxa" w:w="70"/>
+              <w:left w:type="dxa" w:w="100"/>
+              <w:bottom w:type="dxa" w:w="70"/>
+              <w:right w:type="dxa" w:w="100"/>
+            </w:tcMar>
+            <w:vAlign w:val="top"/>
+          </w:tcPr>
+          <w:p>
+            <w:pPr>
+              <w:spacing w:after="0" w:before="0" w:line="264"/>
+            </w:pPr>
+            <w:r>
+              <w:rPr>
+                <w:rFonts w:ascii="Arial" w:cs="Arial" w:eastAsia="Arial" w:hAnsi="Arial"/>
+                <w:sz w:val="19"/>
+                <w:szCs w:val="19"/>
+              </w:rPr>
+              <w:t xml:space="preserve"> </w:t>
+            </w:r>
+          </w:p>
+        </w:tc>
+      </w:tr>
+      <w:tr>
+        <w:trPr>
+          <w:cantSplit/>
+        </w:trPr>
+        <w:tc>
+          <w:tcPr>
+            <w:tcW w:type="dxa" w:w="860"/>
+            <w:tcBorders>
+              <w:top w:val="single" w:color="C9D0DC" w:sz="4"/>
+              <w:left w:val="single" w:color="C9D0DC" w:sz="4"/>
+              <w:bottom w:val="single" w:color="C9D0DC" w:sz="4"/>
+              <w:right w:val="single" w:color="C9D0DC" w:sz="4"/>
+            </w:tcBorders>
+            <w:tcMar>
+              <w:top w:type="dxa" w:w="70"/>
+              <w:left w:type="dxa" w:w="100"/>
+              <w:bottom w:type="dxa" w:w="70"/>
+              <w:right w:type="dxa" w:w="100"/>
+            </w:tcMar>
+            <w:vAlign w:val="top"/>
+          </w:tcPr>
+          <w:p>
+            <w:pPr>
+              <w:spacing w:after="0" w:before="0" w:line="264"/>
+            </w:pPr>
+            <w:r>
+              <w:rPr>
+                <w:rFonts w:ascii="Arial" w:cs="Arial" w:eastAsia="Arial" w:hAnsi="Arial"/>
+                <w:b/>
+                <w:bCs/>
+                <w:color w:val="5B6477"/>
+                <w:sz w:val="16"/>
+                <w:szCs w:val="16"/>
+              </w:rPr>
+              <w:t xml:space="preserve">FO-12</w:t>
+            </w:r>
+          </w:p>
+        </w:tc>
+        <w:tc>
+          <w:tcPr>
+            <w:tcW w:type="dxa" w:w="5480"/>
+            <w:tcBorders>
+              <w:top w:val="single" w:color="C9D0DC" w:sz="4"/>
+              <w:left w:val="single" w:color="C9D0DC" w:sz="4"/>
+              <w:bottom w:val="single" w:color="C9D0DC" w:sz="4"/>
+              <w:right w:val="single" w:color="C9D0DC" w:sz="4"/>
+            </w:tcBorders>
+            <w:tcMar>
+              <w:top w:type="dxa" w:w="70"/>
+              <w:left w:type="dxa" w:w="100"/>
+              <w:bottom w:type="dxa" w:w="70"/>
+              <w:right w:type="dxa" w:w="100"/>
+            </w:tcMar>
+            <w:vAlign w:val="top"/>
+          </w:tcPr>
+          <w:p>
+            <w:pPr>
+              <w:spacing w:after="40" w:before="0" w:line="264"/>
+            </w:pPr>
+            <w:r>
+              <w:rPr>
+                <w:rFonts w:ascii="Arial" w:cs="Arial" w:eastAsia="Arial" w:hAnsi="Arial"/>
+                <w:b/>
+                <w:bCs/>
+                <w:sz w:val="20"/>
+                <w:szCs w:val="20"/>
+              </w:rPr>
+              <w:t xml:space="preserve">Read a memorandum addressed to you</w:t>
+            </w:r>
+          </w:p>
+          <w:p>
+            <w:pPr>
+              <w:spacing w:after="20" w:before="0" w:line="264"/>
+            </w:pPr>
+            <w:r>
+              <w:rPr>
+                <w:rFonts w:ascii="Arial" w:cs="Arial" w:eastAsia="Arial" w:hAnsi="Arial"/>
+                <w:color w:val="5B6477"/>
+                <w:sz w:val="19"/>
+                <w:szCs w:val="19"/>
+              </w:rPr>
+              <w:t xml:space="preserve">1.  </w:t>
+            </w:r>
+            <w:r>
+              <w:rPr>
+                <w:rFonts w:ascii="Arial" w:cs="Arial" w:eastAsia="Arial" w:hAnsi="Arial"/>
+                <w:sz w:val="19"/>
+                <w:szCs w:val="19"/>
+              </w:rPr>
+              <w:t xml:space="preserve">Open Memorandums.</w:t>
+            </w:r>
+          </w:p>
+          <w:p>
+            <w:pPr>
+              <w:spacing w:after="20" w:before="0" w:line="264"/>
+            </w:pPr>
+            <w:r>
+              <w:rPr>
+                <w:rFonts w:ascii="Arial" w:cs="Arial" w:eastAsia="Arial" w:hAnsi="Arial"/>
+                <w:color w:val="5B6477"/>
+                <w:sz w:val="19"/>
+                <w:szCs w:val="19"/>
+              </w:rPr>
+              <w:t xml:space="preserve">2.  </w:t>
+            </w:r>
+            <w:r>
+              <w:rPr>
+                <w:rFonts w:ascii="Arial" w:cs="Arial" w:eastAsia="Arial" w:hAnsi="Arial"/>
+                <w:sz w:val="19"/>
+                <w:szCs w:val="19"/>
+              </w:rPr>
+              <w:t xml:space="preserve">Open a memo addressed to you → press I have read this memo.</w:t>
+            </w:r>
+          </w:p>
+          <w:p>
+            <w:pPr>
+              <w:spacing w:after="0" w:before="60" w:line="264"/>
+            </w:pPr>
+            <w:r>
+              <w:rPr>
+                <w:rFonts w:ascii="Arial" w:cs="Arial" w:eastAsia="Arial" w:hAnsi="Arial"/>
+                <w:b/>
+                <w:bCs/>
+                <w:color w:val="0B1F3A"/>
+                <w:sz w:val="19"/>
+                <w:szCs w:val="19"/>
+              </w:rPr>
+              <w:t xml:space="preserve">You should see: </w:t>
+            </w:r>
+            <w:r>
+              <w:rPr>
+                <w:rFonts w:ascii="Arial" w:cs="Arial" w:eastAsia="Arial" w:hAnsi="Arial"/>
+                <w:sz w:val="19"/>
+                <w:szCs w:val="19"/>
+              </w:rPr>
+              <w:t xml:space="preserve">The memo shows its number, letterhead, TO/FROM/RE/DATE and signatures. It is marked as read and the sender can see that you read it.</w:t>
+            </w:r>
+          </w:p>
+        </w:tc>
+        <w:tc>
+          <w:tcPr>
+            <w:tcW w:type="dxa" w:w="620"/>
+            <w:tcBorders>
+              <w:top w:val="single" w:color="C9D0DC" w:sz="4"/>
+              <w:left w:val="single" w:color="C9D0DC" w:sz="4"/>
+              <w:bottom w:val="single" w:color="C9D0DC" w:sz="4"/>
+              <w:right w:val="single" w:color="C9D0DC" w:sz="4"/>
+            </w:tcBorders>
+            <w:tcMar>
+              <w:top w:type="dxa" w:w="70"/>
+              <w:left w:type="dxa" w:w="100"/>
+              <w:bottom w:type="dxa" w:w="70"/>
+              <w:right w:type="dxa" w:w="100"/>
+            </w:tcMar>
+            <w:vAlign w:val="center"/>
+          </w:tcPr>
+          <w:p>
+            <w:pPr>
+              <w:spacing w:after="0" w:before="0" w:line="264"/>
+              <w:jc w:val="center"/>
+            </w:pPr>
+            <w:r>
+              <w:rPr>
+                <w:rFonts w:ascii="Arial" w:cs="Arial" w:eastAsia="Arial" w:hAnsi="Arial"/>
+                <w:sz w:val="30"/>
+                <w:szCs w:val="30"/>
+              </w:rPr>
+              <w:t xml:space="preserve">☐</w:t>
+            </w:r>
+          </w:p>
+        </w:tc>
+        <w:tc>
+          <w:tcPr>
+            <w:tcW w:type="dxa" w:w="620"/>
+            <w:tcBorders>
+              <w:top w:val="single" w:color="C9D0DC" w:sz="4"/>
+              <w:left w:val="single" w:color="C9D0DC" w:sz="4"/>
+              <w:bottom w:val="single" w:color="C9D0DC" w:sz="4"/>
+              <w:right w:val="single" w:color="C9D0DC" w:sz="4"/>
+            </w:tcBorders>
+            <w:tcMar>
+              <w:top w:type="dxa" w:w="70"/>
+              <w:left w:type="dxa" w:w="100"/>
+              <w:bottom w:type="dxa" w:w="70"/>
+              <w:right w:type="dxa" w:w="100"/>
+            </w:tcMar>
+            <w:vAlign w:val="center"/>
+          </w:tcPr>
+          <w:p>
+            <w:pPr>
+              <w:spacing w:after="0" w:before="0" w:line="264"/>
+              <w:jc w:val="center"/>
+            </w:pPr>
+            <w:r>
+              <w:rPr>
+                <w:rFonts w:ascii="Arial" w:cs="Arial" w:eastAsia="Arial" w:hAnsi="Arial"/>
+                <w:sz w:val="30"/>
+                <w:szCs w:val="30"/>
+              </w:rPr>
+              <w:t xml:space="preserve">☐</w:t>
+            </w:r>
+          </w:p>
+        </w:tc>
+        <w:tc>
+          <w:tcPr>
+            <w:tcW w:type="dxa" w:w="620"/>
+            <w:tcBorders>
+              <w:top w:val="single" w:color="C9D0DC" w:sz="4"/>
+              <w:left w:val="single" w:color="C9D0DC" w:sz="4"/>
+              <w:bottom w:val="single" w:color="C9D0DC" w:sz="4"/>
+              <w:right w:val="single" w:color="C9D0DC" w:sz="4"/>
+            </w:tcBorders>
+            <w:tcMar>
+              <w:top w:type="dxa" w:w="70"/>
+              <w:left w:type="dxa" w:w="100"/>
+              <w:bottom w:type="dxa" w:w="70"/>
+              <w:right w:type="dxa" w:w="100"/>
+            </w:tcMar>
+            <w:vAlign w:val="center"/>
+          </w:tcPr>
+          <w:p>
+            <w:pPr>
+              <w:spacing w:after="0" w:before="0" w:line="264"/>
+              <w:jc w:val="center"/>
+            </w:pPr>
+            <w:r>
+              <w:rPr>
+                <w:rFonts w:ascii="Arial" w:cs="Arial" w:eastAsia="Arial" w:hAnsi="Arial"/>
+                <w:sz w:val="30"/>
+                <w:szCs w:val="30"/>
+              </w:rPr>
+              <w:t xml:space="preserve">☐</w:t>
+            </w:r>
+          </w:p>
+        </w:tc>
+        <w:tc>
+          <w:tcPr>
+            <w:tcW w:type="dxa" w:w="2040"/>
+            <w:tcBorders>
+              <w:top w:val="single" w:color="C9D0DC" w:sz="4"/>
+              <w:left w:val="single" w:color="C9D0DC" w:sz="4"/>
+              <w:bottom w:val="single" w:color="C9D0DC" w:sz="4"/>
+              <w:right w:val="single" w:color="C9D0DC" w:sz="4"/>
+            </w:tcBorders>
+            <w:tcMar>
+              <w:top w:type="dxa" w:w="70"/>
+              <w:left w:type="dxa" w:w="100"/>
+              <w:bottom w:type="dxa" w:w="70"/>
+              <w:right w:type="dxa" w:w="100"/>
+            </w:tcMar>
+            <w:vAlign w:val="top"/>
+          </w:tcPr>
+          <w:p>
+            <w:pPr>
+              <w:spacing w:after="0" w:before="0" w:line="264"/>
+            </w:pPr>
+            <w:r>
+              <w:rPr>
+                <w:rFonts w:ascii="Arial" w:cs="Arial" w:eastAsia="Arial" w:hAnsi="Arial"/>
+                <w:sz w:val="19"/>
+                <w:szCs w:val="19"/>
+              </w:rPr>
+              <w:t xml:space="preserve"> </w:t>
+            </w:r>
+          </w:p>
+        </w:tc>
+      </w:tr>
+      <w:tr>
+        <w:trPr>
+          <w:cantSplit/>
+        </w:trPr>
+        <w:tc>
+          <w:tcPr>
+            <w:tcW w:type="dxa" w:w="860"/>
+            <w:tcBorders>
+              <w:top w:val="single" w:color="C9D0DC" w:sz="4"/>
+              <w:left w:val="single" w:color="C9D0DC" w:sz="4"/>
+              <w:bottom w:val="single" w:color="C9D0DC" w:sz="4"/>
+              <w:right w:val="single" w:color="C9D0DC" w:sz="4"/>
+            </w:tcBorders>
+            <w:tcMar>
+              <w:top w:type="dxa" w:w="70"/>
+              <w:left w:type="dxa" w:w="100"/>
+              <w:bottom w:type="dxa" w:w="70"/>
+              <w:right w:type="dxa" w:w="100"/>
+            </w:tcMar>
+            <w:vAlign w:val="top"/>
+          </w:tcPr>
+          <w:p>
+            <w:pPr>
+              <w:spacing w:after="0" w:before="0" w:line="264"/>
+            </w:pPr>
+            <w:r>
+              <w:rPr>
+                <w:rFonts w:ascii="Arial" w:cs="Arial" w:eastAsia="Arial" w:hAnsi="Arial"/>
+                <w:b/>
+                <w:bCs/>
+                <w:color w:val="5B6477"/>
+                <w:sz w:val="16"/>
+                <w:szCs w:val="16"/>
+              </w:rPr>
+              <w:t xml:space="preserve">FO-13</w:t>
+            </w:r>
+          </w:p>
+        </w:tc>
+        <w:tc>
+          <w:tcPr>
+            <w:tcW w:type="dxa" w:w="5480"/>
+            <w:tcBorders>
+              <w:top w:val="single" w:color="C9D0DC" w:sz="4"/>
+              <w:left w:val="single" w:color="C9D0DC" w:sz="4"/>
+              <w:bottom w:val="single" w:color="C9D0DC" w:sz="4"/>
+              <w:right w:val="single" w:color="C9D0DC" w:sz="4"/>
+            </w:tcBorders>
+            <w:tcMar>
+              <w:top w:type="dxa" w:w="70"/>
+              <w:left w:type="dxa" w:w="100"/>
+              <w:bottom w:type="dxa" w:w="70"/>
+              <w:right w:type="dxa" w:w="100"/>
+            </w:tcMar>
+            <w:vAlign w:val="top"/>
+          </w:tcPr>
+          <w:p>
+            <w:pPr>
+              <w:spacing w:after="40" w:before="0" w:line="264"/>
+            </w:pPr>
+            <w:r>
+              <w:rPr>
+                <w:rFonts w:ascii="Arial" w:cs="Arial" w:eastAsia="Arial" w:hAnsi="Arial"/>
+                <w:b/>
+                <w:bCs/>
+                <w:sz w:val="20"/>
+                <w:szCs w:val="20"/>
+              </w:rPr>
+              <w:t xml:space="preserve">Change your own password</w:t>
+            </w:r>
+          </w:p>
+          <w:p>
+            <w:pPr>
+              <w:spacing w:after="20" w:before="0" w:line="264"/>
+            </w:pPr>
+            <w:r>
+              <w:rPr>
+                <w:rFonts w:ascii="Arial" w:cs="Arial" w:eastAsia="Arial" w:hAnsi="Arial"/>
+                <w:color w:val="5B6477"/>
+                <w:sz w:val="19"/>
+                <w:szCs w:val="19"/>
+              </w:rPr>
+              <w:t xml:space="preserve">1.  </w:t>
+            </w:r>
+            <w:r>
+              <w:rPr>
+                <w:rFonts w:ascii="Arial" w:cs="Arial" w:eastAsia="Arial" w:hAnsi="Arial"/>
+                <w:sz w:val="19"/>
+                <w:szCs w:val="19"/>
+              </w:rPr>
+              <w:t xml:space="preserve">Press the key icon at the top right (Change my password).</w:t>
+            </w:r>
+          </w:p>
+          <w:p>
+            <w:pPr>
+              <w:spacing w:after="20" w:before="0" w:line="264"/>
+            </w:pPr>
+            <w:r>
+              <w:rPr>
+                <w:rFonts w:ascii="Arial" w:cs="Arial" w:eastAsia="Arial" w:hAnsi="Arial"/>
+                <w:color w:val="5B6477"/>
+                <w:sz w:val="19"/>
+                <w:szCs w:val="19"/>
+              </w:rPr>
+              <w:t xml:space="preserve">2.  </w:t>
+            </w:r>
+            <w:r>
+              <w:rPr>
+                <w:rFonts w:ascii="Arial" w:cs="Arial" w:eastAsia="Arial" w:hAnsi="Arial"/>
+                <w:sz w:val="19"/>
+                <w:szCs w:val="19"/>
+              </w:rPr>
+              <w:t xml:space="preserve">Type the current password and a new one of 10 or more characters, twice → Change password.</w:t>
+            </w:r>
+          </w:p>
+          <w:p>
+            <w:pPr>
+              <w:spacing w:after="20" w:before="0" w:line="264"/>
+            </w:pPr>
+            <w:r>
+              <w:rPr>
+                <w:rFonts w:ascii="Arial" w:cs="Arial" w:eastAsia="Arial" w:hAnsi="Arial"/>
+                <w:color w:val="5B6477"/>
+                <w:sz w:val="19"/>
+                <w:szCs w:val="19"/>
+              </w:rPr>
+              <w:t xml:space="preserve">3.  </w:t>
+            </w:r>
+            <w:r>
+              <w:rPr>
+                <w:rFonts w:ascii="Arial" w:cs="Arial" w:eastAsia="Arial" w:hAnsi="Arial"/>
+                <w:sz w:val="19"/>
+                <w:szCs w:val="19"/>
+              </w:rPr>
+              <w:t xml:space="preserve">Sign out and sign in again with the new password. Then change it back to ChangeMe!2026 for the next tester.</w:t>
+            </w:r>
+          </w:p>
+          <w:p>
+            <w:pPr>
+              <w:spacing w:after="0" w:before="60" w:line="264"/>
+            </w:pPr>
+            <w:r>
+              <w:rPr>
+                <w:rFonts w:ascii="Arial" w:cs="Arial" w:eastAsia="Arial" w:hAnsi="Arial"/>
+                <w:b/>
+                <w:bCs/>
+                <w:color w:val="0B1F3A"/>
+                <w:sz w:val="19"/>
+                <w:szCs w:val="19"/>
+              </w:rPr>
+              <w:t xml:space="preserve">You should see: </w:t>
+            </w:r>
+            <w:r>
+              <w:rPr>
+                <w:rFonts w:ascii="Arial" w:cs="Arial" w:eastAsia="Arial" w:hAnsi="Arial"/>
+                <w:sz w:val="19"/>
+                <w:szCs w:val="19"/>
+              </w:rPr>
+              <w:t xml:space="preserve">The new password works. Nobody else can see it. HR receives a notice that you changed it (not the password).</w:t>
             </w:r>
           </w:p>
         </w:tc>
@@ -3036,7 +4724,7 @@
                 <w:sz w:val="17"/>
                 <w:szCs w:val="17"/>
               </w:rPr>
-              <w:t xml:space="preserve">Passed (of 9)</w:t>
+              <w:t xml:space="preserve">Passed (of 15)</w:t>
             </w:r>
           </w:p>
         </w:tc>

--- a/docs/acceptance-test/per-user/16-fr.mayon.owner.docx
+++ b/docs/acceptance-test/per-user/16-fr.mayon.owner.docx
@@ -117,7 +117,7 @@
           <w:sz w:val="18"/>
           <w:szCs w:val="18"/>
         </w:rPr>
-        <w:t xml:space="preserve">  ·  15 checks</w:t>
+        <w:t xml:space="preserve">  ·  17 checks</w:t>
       </w:r>
     </w:p>
     <w:tbl>
@@ -4521,6 +4521,534 @@
                 <w:szCs w:val="19"/>
               </w:rPr>
               <w:t xml:space="preserve">The new password works. Nobody else can see it. HR receives a notice that you changed it (not the password).</w:t>
+            </w:r>
+          </w:p>
+        </w:tc>
+        <w:tc>
+          <w:tcPr>
+            <w:tcW w:type="dxa" w:w="620"/>
+            <w:tcBorders>
+              <w:top w:val="single" w:color="C9D0DC" w:sz="4"/>
+              <w:left w:val="single" w:color="C9D0DC" w:sz="4"/>
+              <w:bottom w:val="single" w:color="C9D0DC" w:sz="4"/>
+              <w:right w:val="single" w:color="C9D0DC" w:sz="4"/>
+            </w:tcBorders>
+            <w:tcMar>
+              <w:top w:type="dxa" w:w="70"/>
+              <w:left w:type="dxa" w:w="100"/>
+              <w:bottom w:type="dxa" w:w="70"/>
+              <w:right w:type="dxa" w:w="100"/>
+            </w:tcMar>
+            <w:vAlign w:val="center"/>
+          </w:tcPr>
+          <w:p>
+            <w:pPr>
+              <w:spacing w:after="0" w:before="0" w:line="264"/>
+              <w:jc w:val="center"/>
+            </w:pPr>
+            <w:r>
+              <w:rPr>
+                <w:rFonts w:ascii="Arial" w:cs="Arial" w:eastAsia="Arial" w:hAnsi="Arial"/>
+                <w:sz w:val="30"/>
+                <w:szCs w:val="30"/>
+              </w:rPr>
+              <w:t xml:space="preserve">☐</w:t>
+            </w:r>
+          </w:p>
+        </w:tc>
+        <w:tc>
+          <w:tcPr>
+            <w:tcW w:type="dxa" w:w="620"/>
+            <w:tcBorders>
+              <w:top w:val="single" w:color="C9D0DC" w:sz="4"/>
+              <w:left w:val="single" w:color="C9D0DC" w:sz="4"/>
+              <w:bottom w:val="single" w:color="C9D0DC" w:sz="4"/>
+              <w:right w:val="single" w:color="C9D0DC" w:sz="4"/>
+            </w:tcBorders>
+            <w:tcMar>
+              <w:top w:type="dxa" w:w="70"/>
+              <w:left w:type="dxa" w:w="100"/>
+              <w:bottom w:type="dxa" w:w="70"/>
+              <w:right w:type="dxa" w:w="100"/>
+            </w:tcMar>
+            <w:vAlign w:val="center"/>
+          </w:tcPr>
+          <w:p>
+            <w:pPr>
+              <w:spacing w:after="0" w:before="0" w:line="264"/>
+              <w:jc w:val="center"/>
+            </w:pPr>
+            <w:r>
+              <w:rPr>
+                <w:rFonts w:ascii="Arial" w:cs="Arial" w:eastAsia="Arial" w:hAnsi="Arial"/>
+                <w:sz w:val="30"/>
+                <w:szCs w:val="30"/>
+              </w:rPr>
+              <w:t xml:space="preserve">☐</w:t>
+            </w:r>
+          </w:p>
+        </w:tc>
+        <w:tc>
+          <w:tcPr>
+            <w:tcW w:type="dxa" w:w="620"/>
+            <w:tcBorders>
+              <w:top w:val="single" w:color="C9D0DC" w:sz="4"/>
+              <w:left w:val="single" w:color="C9D0DC" w:sz="4"/>
+              <w:bottom w:val="single" w:color="C9D0DC" w:sz="4"/>
+              <w:right w:val="single" w:color="C9D0DC" w:sz="4"/>
+            </w:tcBorders>
+            <w:tcMar>
+              <w:top w:type="dxa" w:w="70"/>
+              <w:left w:type="dxa" w:w="100"/>
+              <w:bottom w:type="dxa" w:w="70"/>
+              <w:right w:type="dxa" w:w="100"/>
+            </w:tcMar>
+            <w:vAlign w:val="center"/>
+          </w:tcPr>
+          <w:p>
+            <w:pPr>
+              <w:spacing w:after="0" w:before="0" w:line="264"/>
+              <w:jc w:val="center"/>
+            </w:pPr>
+            <w:r>
+              <w:rPr>
+                <w:rFonts w:ascii="Arial" w:cs="Arial" w:eastAsia="Arial" w:hAnsi="Arial"/>
+                <w:sz w:val="30"/>
+                <w:szCs w:val="30"/>
+              </w:rPr>
+              <w:t xml:space="preserve">☐</w:t>
+            </w:r>
+          </w:p>
+        </w:tc>
+        <w:tc>
+          <w:tcPr>
+            <w:tcW w:type="dxa" w:w="2040"/>
+            <w:tcBorders>
+              <w:top w:val="single" w:color="C9D0DC" w:sz="4"/>
+              <w:left w:val="single" w:color="C9D0DC" w:sz="4"/>
+              <w:bottom w:val="single" w:color="C9D0DC" w:sz="4"/>
+              <w:right w:val="single" w:color="C9D0DC" w:sz="4"/>
+            </w:tcBorders>
+            <w:tcMar>
+              <w:top w:type="dxa" w:w="70"/>
+              <w:left w:type="dxa" w:w="100"/>
+              <w:bottom w:type="dxa" w:w="70"/>
+              <w:right w:type="dxa" w:w="100"/>
+            </w:tcMar>
+            <w:vAlign w:val="top"/>
+          </w:tcPr>
+          <w:p>
+            <w:pPr>
+              <w:spacing w:after="0" w:before="0" w:line="264"/>
+            </w:pPr>
+            <w:r>
+              <w:rPr>
+                <w:rFonts w:ascii="Arial" w:cs="Arial" w:eastAsia="Arial" w:hAnsi="Arial"/>
+                <w:sz w:val="19"/>
+                <w:szCs w:val="19"/>
+              </w:rPr>
+              <w:t xml:space="preserve"> </w:t>
+            </w:r>
+          </w:p>
+        </w:tc>
+      </w:tr>
+      <w:tr>
+        <w:trPr>
+          <w:cantSplit/>
+        </w:trPr>
+        <w:tc>
+          <w:tcPr>
+            <w:tcW w:type="dxa" w:w="860"/>
+            <w:tcBorders>
+              <w:top w:val="single" w:color="C9D0DC" w:sz="4"/>
+              <w:left w:val="single" w:color="C9D0DC" w:sz="4"/>
+              <w:bottom w:val="single" w:color="C9D0DC" w:sz="4"/>
+              <w:right w:val="single" w:color="C9D0DC" w:sz="4"/>
+            </w:tcBorders>
+            <w:tcMar>
+              <w:top w:type="dxa" w:w="70"/>
+              <w:left w:type="dxa" w:w="100"/>
+              <w:bottom w:type="dxa" w:w="70"/>
+              <w:right w:type="dxa" w:w="100"/>
+            </w:tcMar>
+            <w:vAlign w:val="top"/>
+          </w:tcPr>
+          <w:p>
+            <w:pPr>
+              <w:spacing w:after="0" w:before="0" w:line="264"/>
+            </w:pPr>
+            <w:r>
+              <w:rPr>
+                <w:rFonts w:ascii="Arial" w:cs="Arial" w:eastAsia="Arial" w:hAnsi="Arial"/>
+                <w:b/>
+                <w:bCs/>
+                <w:color w:val="5B6477"/>
+                <w:sz w:val="16"/>
+                <w:szCs w:val="16"/>
+              </w:rPr>
+              <w:t xml:space="preserve">FO-14</w:t>
+            </w:r>
+          </w:p>
+        </w:tc>
+        <w:tc>
+          <w:tcPr>
+            <w:tcW w:type="dxa" w:w="5480"/>
+            <w:tcBorders>
+              <w:top w:val="single" w:color="C9D0DC" w:sz="4"/>
+              <w:left w:val="single" w:color="C9D0DC" w:sz="4"/>
+              <w:bottom w:val="single" w:color="C9D0DC" w:sz="4"/>
+              <w:right w:val="single" w:color="C9D0DC" w:sz="4"/>
+            </w:tcBorders>
+            <w:tcMar>
+              <w:top w:type="dxa" w:w="70"/>
+              <w:left w:type="dxa" w:w="100"/>
+              <w:bottom w:type="dxa" w:w="70"/>
+              <w:right w:type="dxa" w:w="100"/>
+            </w:tcMar>
+            <w:vAlign w:val="top"/>
+          </w:tcPr>
+          <w:p>
+            <w:pPr>
+              <w:spacing w:after="40" w:before="0" w:line="264"/>
+            </w:pPr>
+            <w:r>
+              <w:rPr>
+                <w:rFonts w:ascii="Arial" w:cs="Arial" w:eastAsia="Arial" w:hAnsi="Arial"/>
+                <w:b/>
+                <w:bCs/>
+                <w:sz w:val="20"/>
+                <w:szCs w:val="20"/>
+              </w:rPr>
+              <w:t xml:space="preserve">Shipping charged to you</w:t>
+            </w:r>
+          </w:p>
+          <w:p>
+            <w:pPr>
+              <w:spacing w:after="40" w:before="0" w:line="264"/>
+            </w:pPr>
+            <w:r>
+              <w:rPr>
+                <w:rFonts w:ascii="Arial" w:cs="Arial" w:eastAsia="Arial" w:hAnsi="Arial"/>
+                <w:i/>
+                <w:iCs/>
+                <w:color w:val="5B6477"/>
+                <w:sz w:val="15"/>
+                <w:szCs w:val="15"/>
+              </w:rPr>
+              <w:t xml:space="preserve">Flow F26 · Sale to a franchise with shipping to follow</w:t>
+            </w:r>
+          </w:p>
+          <w:p>
+            <w:pPr>
+              <w:spacing w:after="20" w:before="0" w:line="264"/>
+            </w:pPr>
+            <w:r>
+              <w:rPr>
+                <w:rFonts w:ascii="Arial" w:cs="Arial" w:eastAsia="Arial" w:hAnsi="Arial"/>
+                <w:color w:val="5B6477"/>
+                <w:sz w:val="19"/>
+                <w:szCs w:val="19"/>
+              </w:rPr>
+              <w:t xml:space="preserve">1.  </w:t>
+            </w:r>
+            <w:r>
+              <w:rPr>
+                <w:rFonts w:ascii="Arial" w:cs="Arial" w:eastAsia="Arial" w:hAnsi="Arial"/>
+                <w:sz w:val="19"/>
+                <w:szCs w:val="19"/>
+              </w:rPr>
+              <w:t xml:space="preserve">Open Franchise AR after the Franchise Coordinator billed the shipping of a sale.</w:t>
+            </w:r>
+          </w:p>
+          <w:p>
+            <w:pPr>
+              <w:spacing w:after="0" w:before="60" w:line="264"/>
+            </w:pPr>
+            <w:r>
+              <w:rPr>
+                <w:rFonts w:ascii="Arial" w:cs="Arial" w:eastAsia="Arial" w:hAnsi="Arial"/>
+                <w:b/>
+                <w:bCs/>
+                <w:color w:val="0B1F3A"/>
+                <w:sz w:val="19"/>
+                <w:szCs w:val="19"/>
+              </w:rPr>
+              <w:t xml:space="preserve">You should see: </w:t>
+            </w:r>
+            <w:r>
+              <w:rPr>
+                <w:rFonts w:ascii="Arial" w:cs="Arial" w:eastAsia="Arial" w:hAnsi="Arial"/>
+                <w:sz w:val="19"/>
+                <w:szCs w:val="19"/>
+              </w:rPr>
+              <w:t xml:space="preserve">A separate invoice FAR-SHIP-… marked "shipping charge" appears, apart from the order, with its own due date. You were told when it was tagged and when it was billed.</w:t>
+            </w:r>
+          </w:p>
+        </w:tc>
+        <w:tc>
+          <w:tcPr>
+            <w:tcW w:type="dxa" w:w="620"/>
+            <w:tcBorders>
+              <w:top w:val="single" w:color="C9D0DC" w:sz="4"/>
+              <w:left w:val="single" w:color="C9D0DC" w:sz="4"/>
+              <w:bottom w:val="single" w:color="C9D0DC" w:sz="4"/>
+              <w:right w:val="single" w:color="C9D0DC" w:sz="4"/>
+            </w:tcBorders>
+            <w:tcMar>
+              <w:top w:type="dxa" w:w="70"/>
+              <w:left w:type="dxa" w:w="100"/>
+              <w:bottom w:type="dxa" w:w="70"/>
+              <w:right w:type="dxa" w:w="100"/>
+            </w:tcMar>
+            <w:vAlign w:val="center"/>
+          </w:tcPr>
+          <w:p>
+            <w:pPr>
+              <w:spacing w:after="0" w:before="0" w:line="264"/>
+              <w:jc w:val="center"/>
+            </w:pPr>
+            <w:r>
+              <w:rPr>
+                <w:rFonts w:ascii="Arial" w:cs="Arial" w:eastAsia="Arial" w:hAnsi="Arial"/>
+                <w:sz w:val="30"/>
+                <w:szCs w:val="30"/>
+              </w:rPr>
+              <w:t xml:space="preserve">☐</w:t>
+            </w:r>
+          </w:p>
+        </w:tc>
+        <w:tc>
+          <w:tcPr>
+            <w:tcW w:type="dxa" w:w="620"/>
+            <w:tcBorders>
+              <w:top w:val="single" w:color="C9D0DC" w:sz="4"/>
+              <w:left w:val="single" w:color="C9D0DC" w:sz="4"/>
+              <w:bottom w:val="single" w:color="C9D0DC" w:sz="4"/>
+              <w:right w:val="single" w:color="C9D0DC" w:sz="4"/>
+            </w:tcBorders>
+            <w:tcMar>
+              <w:top w:type="dxa" w:w="70"/>
+              <w:left w:type="dxa" w:w="100"/>
+              <w:bottom w:type="dxa" w:w="70"/>
+              <w:right w:type="dxa" w:w="100"/>
+            </w:tcMar>
+            <w:vAlign w:val="center"/>
+          </w:tcPr>
+          <w:p>
+            <w:pPr>
+              <w:spacing w:after="0" w:before="0" w:line="264"/>
+              <w:jc w:val="center"/>
+            </w:pPr>
+            <w:r>
+              <w:rPr>
+                <w:rFonts w:ascii="Arial" w:cs="Arial" w:eastAsia="Arial" w:hAnsi="Arial"/>
+                <w:sz w:val="30"/>
+                <w:szCs w:val="30"/>
+              </w:rPr>
+              <w:t xml:space="preserve">☐</w:t>
+            </w:r>
+          </w:p>
+        </w:tc>
+        <w:tc>
+          <w:tcPr>
+            <w:tcW w:type="dxa" w:w="620"/>
+            <w:tcBorders>
+              <w:top w:val="single" w:color="C9D0DC" w:sz="4"/>
+              <w:left w:val="single" w:color="C9D0DC" w:sz="4"/>
+              <w:bottom w:val="single" w:color="C9D0DC" w:sz="4"/>
+              <w:right w:val="single" w:color="C9D0DC" w:sz="4"/>
+            </w:tcBorders>
+            <w:tcMar>
+              <w:top w:type="dxa" w:w="70"/>
+              <w:left w:type="dxa" w:w="100"/>
+              <w:bottom w:type="dxa" w:w="70"/>
+              <w:right w:type="dxa" w:w="100"/>
+            </w:tcMar>
+            <w:vAlign w:val="center"/>
+          </w:tcPr>
+          <w:p>
+            <w:pPr>
+              <w:spacing w:after="0" w:before="0" w:line="264"/>
+              <w:jc w:val="center"/>
+            </w:pPr>
+            <w:r>
+              <w:rPr>
+                <w:rFonts w:ascii="Arial" w:cs="Arial" w:eastAsia="Arial" w:hAnsi="Arial"/>
+                <w:sz w:val="30"/>
+                <w:szCs w:val="30"/>
+              </w:rPr>
+              <w:t xml:space="preserve">☐</w:t>
+            </w:r>
+          </w:p>
+        </w:tc>
+        <w:tc>
+          <w:tcPr>
+            <w:tcW w:type="dxa" w:w="2040"/>
+            <w:tcBorders>
+              <w:top w:val="single" w:color="C9D0DC" w:sz="4"/>
+              <w:left w:val="single" w:color="C9D0DC" w:sz="4"/>
+              <w:bottom w:val="single" w:color="C9D0DC" w:sz="4"/>
+              <w:right w:val="single" w:color="C9D0DC" w:sz="4"/>
+            </w:tcBorders>
+            <w:tcMar>
+              <w:top w:type="dxa" w:w="70"/>
+              <w:left w:type="dxa" w:w="100"/>
+              <w:bottom w:type="dxa" w:w="70"/>
+              <w:right w:type="dxa" w:w="100"/>
+            </w:tcMar>
+            <w:vAlign w:val="top"/>
+          </w:tcPr>
+          <w:p>
+            <w:pPr>
+              <w:spacing w:after="0" w:before="0" w:line="264"/>
+            </w:pPr>
+            <w:r>
+              <w:rPr>
+                <w:rFonts w:ascii="Arial" w:cs="Arial" w:eastAsia="Arial" w:hAnsi="Arial"/>
+                <w:sz w:val="19"/>
+                <w:szCs w:val="19"/>
+              </w:rPr>
+              <w:t xml:space="preserve"> </w:t>
+            </w:r>
+          </w:p>
+        </w:tc>
+      </w:tr>
+      <w:tr>
+        <w:trPr>
+          <w:cantSplit/>
+        </w:trPr>
+        <w:tc>
+          <w:tcPr>
+            <w:tcW w:type="dxa" w:w="860"/>
+            <w:tcBorders>
+              <w:top w:val="single" w:color="C9D0DC" w:sz="4"/>
+              <w:left w:val="single" w:color="C9D0DC" w:sz="4"/>
+              <w:bottom w:val="single" w:color="C9D0DC" w:sz="4"/>
+              <w:right w:val="single" w:color="C9D0DC" w:sz="4"/>
+            </w:tcBorders>
+            <w:tcMar>
+              <w:top w:type="dxa" w:w="70"/>
+              <w:left w:type="dxa" w:w="100"/>
+              <w:bottom w:type="dxa" w:w="70"/>
+              <w:right w:type="dxa" w:w="100"/>
+            </w:tcMar>
+            <w:vAlign w:val="top"/>
+          </w:tcPr>
+          <w:p>
+            <w:pPr>
+              <w:spacing w:after="0" w:before="0" w:line="264"/>
+            </w:pPr>
+            <w:r>
+              <w:rPr>
+                <w:rFonts w:ascii="Arial" w:cs="Arial" w:eastAsia="Arial" w:hAnsi="Arial"/>
+                <w:b/>
+                <w:bCs/>
+                <w:color w:val="5B6477"/>
+                <w:sz w:val="16"/>
+                <w:szCs w:val="16"/>
+              </w:rPr>
+              <w:t xml:space="preserve">FO-15</w:t>
+            </w:r>
+          </w:p>
+        </w:tc>
+        <w:tc>
+          <w:tcPr>
+            <w:tcW w:type="dxa" w:w="5480"/>
+            <w:tcBorders>
+              <w:top w:val="single" w:color="C9D0DC" w:sz="4"/>
+              <w:left w:val="single" w:color="C9D0DC" w:sz="4"/>
+              <w:bottom w:val="single" w:color="C9D0DC" w:sz="4"/>
+              <w:right w:val="single" w:color="C9D0DC" w:sz="4"/>
+            </w:tcBorders>
+            <w:tcMar>
+              <w:top w:type="dxa" w:w="70"/>
+              <w:left w:type="dxa" w:w="100"/>
+              <w:bottom w:type="dxa" w:w="70"/>
+              <w:right w:type="dxa" w:w="100"/>
+            </w:tcMar>
+            <w:vAlign w:val="top"/>
+          </w:tcPr>
+          <w:p>
+            <w:pPr>
+              <w:spacing w:after="40" w:before="0" w:line="264"/>
+            </w:pPr>
+            <w:r>
+              <w:rPr>
+                <w:rFonts w:ascii="Arial" w:cs="Arial" w:eastAsia="Arial" w:hAnsi="Arial"/>
+                <w:b/>
+                <w:bCs/>
+                <w:sz w:val="20"/>
+                <w:szCs w:val="20"/>
+              </w:rPr>
+              <w:t xml:space="preserve">Only your franchise, and you create transactions</w:t>
+            </w:r>
+          </w:p>
+          <w:p>
+            <w:pPr>
+              <w:spacing w:after="20" w:before="0" w:line="264"/>
+            </w:pPr>
+            <w:r>
+              <w:rPr>
+                <w:rFonts w:ascii="Arial" w:cs="Arial" w:eastAsia="Arial" w:hAnsi="Arial"/>
+                <w:color w:val="5B6477"/>
+                <w:sz w:val="19"/>
+                <w:szCs w:val="19"/>
+              </w:rPr>
+              <w:t xml:space="preserve">1.  </w:t>
+            </w:r>
+            <w:r>
+              <w:rPr>
+                <w:rFonts w:ascii="Arial" w:cs="Arial" w:eastAsia="Arial" w:hAnsi="Arial"/>
+                <w:sz w:val="19"/>
+                <w:szCs w:val="19"/>
+              </w:rPr>
+              <w:t xml:space="preserve">Open Sales List and Transfers.</w:t>
+            </w:r>
+          </w:p>
+          <w:p>
+            <w:pPr>
+              <w:spacing w:after="20" w:before="0" w:line="264"/>
+            </w:pPr>
+            <w:r>
+              <w:rPr>
+                <w:rFonts w:ascii="Arial" w:cs="Arial" w:eastAsia="Arial" w:hAnsi="Arial"/>
+                <w:color w:val="5B6477"/>
+                <w:sz w:val="19"/>
+                <w:szCs w:val="19"/>
+              </w:rPr>
+              <w:t xml:space="preserve">2.  </w:t>
+            </w:r>
+            <w:r>
+              <w:rPr>
+                <w:rFonts w:ascii="Arial" w:cs="Arial" w:eastAsia="Arial" w:hAnsi="Arial"/>
+                <w:sz w:val="19"/>
+                <w:szCs w:val="19"/>
+              </w:rPr>
+              <w:t xml:space="preserve">New Sale → record a walk-in sale for your franchise.</w:t>
+            </w:r>
+          </w:p>
+          <w:p>
+            <w:pPr>
+              <w:spacing w:after="0" w:before="60" w:line="264"/>
+            </w:pPr>
+            <w:r>
+              <w:rPr>
+                <w:rFonts w:ascii="Arial" w:cs="Arial" w:eastAsia="Arial" w:hAnsi="Arial"/>
+                <w:b/>
+                <w:bCs/>
+                <w:color w:val="0B1F3A"/>
+                <w:sz w:val="19"/>
+                <w:szCs w:val="19"/>
+              </w:rPr>
+              <w:t xml:space="preserve">You should see: </w:t>
+            </w:r>
+            <w:r>
+              <w:rPr>
+                <w:rFonts w:ascii="Arial" w:cs="Arial" w:eastAsia="Arial" w:hAnsi="Arial"/>
+                <w:sz w:val="19"/>
+                <w:szCs w:val="19"/>
+              </w:rPr>
+              <w:t xml:space="preserve">Every list shows your own franchise only. Your sale saves; you cannot sell for another branch.</w:t>
             </w:r>
           </w:p>
         </w:tc>
@@ -4724,7 +5252,7 @@
                 <w:sz w:val="17"/>
                 <w:szCs w:val="17"/>
               </w:rPr>
-              <w:t xml:space="preserve">Passed (of 15)</w:t>
+              <w:t xml:space="preserve">Passed (of 17)</w:t>
             </w:r>
           </w:p>
         </w:tc>

--- a/docs/acceptance-test/per-user/16-fr.mayon.owner.docx
+++ b/docs/acceptance-test/per-user/16-fr.mayon.owner.docx
@@ -117,7 +117,7 @@
           <w:sz w:val="18"/>
           <w:szCs w:val="18"/>
         </w:rPr>
-        <w:t xml:space="preserve">  ·  17 checks</w:t>
+        <w:t xml:space="preserve">  ·  18 checks</w:t>
       </w:r>
     </w:p>
     <w:tbl>
@@ -1064,6 +1064,273 @@
                 <w:szCs w:val="19"/>
               </w:rPr>
               <w:t xml:space="preserve">My guide shows the steps for this role only. The picture guide opens with numbered red boxes.</w:t>
+            </w:r>
+          </w:p>
+        </w:tc>
+        <w:tc>
+          <w:tcPr>
+            <w:tcW w:type="dxa" w:w="620"/>
+            <w:tcBorders>
+              <w:top w:val="single" w:color="C9D0DC" w:sz="4"/>
+              <w:left w:val="single" w:color="C9D0DC" w:sz="4"/>
+              <w:bottom w:val="single" w:color="C9D0DC" w:sz="4"/>
+              <w:right w:val="single" w:color="C9D0DC" w:sz="4"/>
+            </w:tcBorders>
+            <w:tcMar>
+              <w:top w:type="dxa" w:w="70"/>
+              <w:left w:type="dxa" w:w="100"/>
+              <w:bottom w:type="dxa" w:w="70"/>
+              <w:right w:type="dxa" w:w="100"/>
+            </w:tcMar>
+            <w:vAlign w:val="center"/>
+          </w:tcPr>
+          <w:p>
+            <w:pPr>
+              <w:spacing w:after="0" w:before="0" w:line="264"/>
+              <w:jc w:val="center"/>
+            </w:pPr>
+            <w:r>
+              <w:rPr>
+                <w:rFonts w:ascii="Arial" w:cs="Arial" w:eastAsia="Arial" w:hAnsi="Arial"/>
+                <w:sz w:val="30"/>
+                <w:szCs w:val="30"/>
+              </w:rPr>
+              <w:t xml:space="preserve">☐</w:t>
+            </w:r>
+          </w:p>
+        </w:tc>
+        <w:tc>
+          <w:tcPr>
+            <w:tcW w:type="dxa" w:w="620"/>
+            <w:tcBorders>
+              <w:top w:val="single" w:color="C9D0DC" w:sz="4"/>
+              <w:left w:val="single" w:color="C9D0DC" w:sz="4"/>
+              <w:bottom w:val="single" w:color="C9D0DC" w:sz="4"/>
+              <w:right w:val="single" w:color="C9D0DC" w:sz="4"/>
+            </w:tcBorders>
+            <w:tcMar>
+              <w:top w:type="dxa" w:w="70"/>
+              <w:left w:type="dxa" w:w="100"/>
+              <w:bottom w:type="dxa" w:w="70"/>
+              <w:right w:type="dxa" w:w="100"/>
+            </w:tcMar>
+            <w:vAlign w:val="center"/>
+          </w:tcPr>
+          <w:p>
+            <w:pPr>
+              <w:spacing w:after="0" w:before="0" w:line="264"/>
+              <w:jc w:val="center"/>
+            </w:pPr>
+            <w:r>
+              <w:rPr>
+                <w:rFonts w:ascii="Arial" w:cs="Arial" w:eastAsia="Arial" w:hAnsi="Arial"/>
+                <w:sz w:val="30"/>
+                <w:szCs w:val="30"/>
+              </w:rPr>
+              <w:t xml:space="preserve">☐</w:t>
+            </w:r>
+          </w:p>
+        </w:tc>
+        <w:tc>
+          <w:tcPr>
+            <w:tcW w:type="dxa" w:w="620"/>
+            <w:tcBorders>
+              <w:top w:val="single" w:color="C9D0DC" w:sz="4"/>
+              <w:left w:val="single" w:color="C9D0DC" w:sz="4"/>
+              <w:bottom w:val="single" w:color="C9D0DC" w:sz="4"/>
+              <w:right w:val="single" w:color="C9D0DC" w:sz="4"/>
+            </w:tcBorders>
+            <w:tcMar>
+              <w:top w:type="dxa" w:w="70"/>
+              <w:left w:type="dxa" w:w="100"/>
+              <w:bottom w:type="dxa" w:w="70"/>
+              <w:right w:type="dxa" w:w="100"/>
+            </w:tcMar>
+            <w:vAlign w:val="center"/>
+          </w:tcPr>
+          <w:p>
+            <w:pPr>
+              <w:spacing w:after="0" w:before="0" w:line="264"/>
+              <w:jc w:val="center"/>
+            </w:pPr>
+            <w:r>
+              <w:rPr>
+                <w:rFonts w:ascii="Arial" w:cs="Arial" w:eastAsia="Arial" w:hAnsi="Arial"/>
+                <w:sz w:val="30"/>
+                <w:szCs w:val="30"/>
+              </w:rPr>
+              <w:t xml:space="preserve">☐</w:t>
+            </w:r>
+          </w:p>
+        </w:tc>
+        <w:tc>
+          <w:tcPr>
+            <w:tcW w:type="dxa" w:w="2040"/>
+            <w:tcBorders>
+              <w:top w:val="single" w:color="C9D0DC" w:sz="4"/>
+              <w:left w:val="single" w:color="C9D0DC" w:sz="4"/>
+              <w:bottom w:val="single" w:color="C9D0DC" w:sz="4"/>
+              <w:right w:val="single" w:color="C9D0DC" w:sz="4"/>
+            </w:tcBorders>
+            <w:tcMar>
+              <w:top w:type="dxa" w:w="70"/>
+              <w:left w:type="dxa" w:w="100"/>
+              <w:bottom w:type="dxa" w:w="70"/>
+              <w:right w:type="dxa" w:w="100"/>
+            </w:tcMar>
+            <w:vAlign w:val="top"/>
+          </w:tcPr>
+          <w:p>
+            <w:pPr>
+              <w:spacing w:after="0" w:before="0" w:line="264"/>
+            </w:pPr>
+            <w:r>
+              <w:rPr>
+                <w:rFonts w:ascii="Arial" w:cs="Arial" w:eastAsia="Arial" w:hAnsi="Arial"/>
+                <w:sz w:val="19"/>
+                <w:szCs w:val="19"/>
+              </w:rPr>
+              <w:t xml:space="preserve"> </w:t>
+            </w:r>
+          </w:p>
+        </w:tc>
+      </w:tr>
+      <w:tr>
+        <w:trPr>
+          <w:cantSplit/>
+        </w:trPr>
+        <w:tc>
+          <w:tcPr>
+            <w:tcW w:type="dxa" w:w="860"/>
+            <w:tcBorders>
+              <w:top w:val="single" w:color="C9D0DC" w:sz="4"/>
+              <w:left w:val="single" w:color="C9D0DC" w:sz="4"/>
+              <w:bottom w:val="single" w:color="C9D0DC" w:sz="4"/>
+              <w:right w:val="single" w:color="C9D0DC" w:sz="4"/>
+            </w:tcBorders>
+            <w:tcMar>
+              <w:top w:type="dxa" w:w="70"/>
+              <w:left w:type="dxa" w:w="100"/>
+              <w:bottom w:type="dxa" w:w="70"/>
+              <w:right w:type="dxa" w:w="100"/>
+            </w:tcMar>
+            <w:vAlign w:val="top"/>
+          </w:tcPr>
+          <w:p>
+            <w:pPr>
+              <w:spacing w:after="0" w:before="0" w:line="264"/>
+            </w:pPr>
+            <w:r>
+              <w:rPr>
+                <w:rFonts w:ascii="Arial" w:cs="Arial" w:eastAsia="Arial" w:hAnsi="Arial"/>
+                <w:b/>
+                <w:bCs/>
+                <w:color w:val="5B6477"/>
+                <w:sz w:val="16"/>
+                <w:szCs w:val="16"/>
+              </w:rPr>
+              <w:t xml:space="preserve">GEN-SRCH</w:t>
+            </w:r>
+          </w:p>
+        </w:tc>
+        <w:tc>
+          <w:tcPr>
+            <w:tcW w:type="dxa" w:w="5480"/>
+            <w:tcBorders>
+              <w:top w:val="single" w:color="C9D0DC" w:sz="4"/>
+              <w:left w:val="single" w:color="C9D0DC" w:sz="4"/>
+              <w:bottom w:val="single" w:color="C9D0DC" w:sz="4"/>
+              <w:right w:val="single" w:color="C9D0DC" w:sz="4"/>
+            </w:tcBorders>
+            <w:tcMar>
+              <w:top w:type="dxa" w:w="70"/>
+              <w:left w:type="dxa" w:w="100"/>
+              <w:bottom w:type="dxa" w:w="70"/>
+              <w:right w:type="dxa" w:w="100"/>
+            </w:tcMar>
+            <w:vAlign w:val="top"/>
+          </w:tcPr>
+          <w:p>
+            <w:pPr>
+              <w:spacing w:after="40" w:before="0" w:line="264"/>
+            </w:pPr>
+            <w:r>
+              <w:rPr>
+                <w:rFonts w:ascii="Arial" w:cs="Arial" w:eastAsia="Arial" w:hAnsi="Arial"/>
+                <w:b/>
+                <w:bCs/>
+                <w:sz w:val="20"/>
+                <w:szCs w:val="20"/>
+              </w:rPr>
+              <w:t xml:space="preserve">Search a list</w:t>
+            </w:r>
+          </w:p>
+          <w:p>
+            <w:pPr>
+              <w:spacing w:after="20" w:before="0" w:line="264"/>
+            </w:pPr>
+            <w:r>
+              <w:rPr>
+                <w:rFonts w:ascii="Arial" w:cs="Arial" w:eastAsia="Arial" w:hAnsi="Arial"/>
+                <w:color w:val="5B6477"/>
+                <w:sz w:val="19"/>
+                <w:szCs w:val="19"/>
+              </w:rPr>
+              <w:t xml:space="preserve">1.  </w:t>
+            </w:r>
+            <w:r>
+              <w:rPr>
+                <w:rFonts w:ascii="Arial" w:cs="Arial" w:eastAsia="Arial" w:hAnsi="Arial"/>
+                <w:sz w:val="19"/>
+                <w:szCs w:val="19"/>
+              </w:rPr>
+              <w:t xml:space="preserve">Open a list with six or more rows (for example Sales List, Cash Fund or Chart of Accounts).</w:t>
+            </w:r>
+          </w:p>
+          <w:p>
+            <w:pPr>
+              <w:spacing w:after="20" w:before="0" w:line="264"/>
+            </w:pPr>
+            <w:r>
+              <w:rPr>
+                <w:rFonts w:ascii="Arial" w:cs="Arial" w:eastAsia="Arial" w:hAnsi="Arial"/>
+                <w:color w:val="5B6477"/>
+                <w:sz w:val="19"/>
+                <w:szCs w:val="19"/>
+              </w:rPr>
+              <w:t xml:space="preserve">2.  </w:t>
+            </w:r>
+            <w:r>
+              <w:rPr>
+                <w:rFonts w:ascii="Arial" w:cs="Arial" w:eastAsia="Arial" w:hAnsi="Arial"/>
+                <w:sz w:val="19"/>
+                <w:szCs w:val="19"/>
+              </w:rPr>
+              <w:t xml:space="preserve">Type part of a name, number or product in Search this list.</w:t>
+            </w:r>
+          </w:p>
+          <w:p>
+            <w:pPr>
+              <w:spacing w:after="0" w:before="60" w:line="264"/>
+            </w:pPr>
+            <w:r>
+              <w:rPr>
+                <w:rFonts w:ascii="Arial" w:cs="Arial" w:eastAsia="Arial" w:hAnsi="Arial"/>
+                <w:b/>
+                <w:bCs/>
+                <w:color w:val="0B1F3A"/>
+                <w:sz w:val="19"/>
+                <w:szCs w:val="19"/>
+              </w:rPr>
+              <w:t xml:space="preserve">You should see: </w:t>
+            </w:r>
+            <w:r>
+              <w:rPr>
+                <w:rFonts w:ascii="Arial" w:cs="Arial" w:eastAsia="Arial" w:hAnsi="Arial"/>
+                <w:sz w:val="19"/>
+                <w:szCs w:val="19"/>
+              </w:rPr>
+              <w:t xml:space="preserve">Only rows that contain every word you typed are shown; clearing the box shows all rows again.</w:t>
             </w:r>
           </w:p>
         </w:tc>
@@ -5252,7 +5519,7 @@
                 <w:sz w:val="17"/>
                 <w:szCs w:val="17"/>
               </w:rPr>
-              <w:t xml:space="preserve">Passed (of 17)</w:t>
+              <w:t xml:space="preserve">Passed (of 18)</w:t>
             </w:r>
           </w:p>
         </w:tc>

--- a/docs/acceptance-test/per-user/16-fr.mayon.owner.docx
+++ b/docs/acceptance-test/per-user/16-fr.mayon.owner.docx
@@ -117,7 +117,7 @@
           <w:sz w:val="18"/>
           <w:szCs w:val="18"/>
         </w:rPr>
-        <w:t xml:space="preserve">  ·  18 checks</w:t>
+        <w:t xml:space="preserve">  ·  19 checks</w:t>
       </w:r>
     </w:p>
     <w:tbl>
@@ -1331,6 +1331,295 @@
                 <w:szCs w:val="19"/>
               </w:rPr>
               <w:t xml:space="preserve">Only rows that contain every word you typed are shown; clearing the box shows all rows again.</w:t>
+            </w:r>
+          </w:p>
+        </w:tc>
+        <w:tc>
+          <w:tcPr>
+            <w:tcW w:type="dxa" w:w="620"/>
+            <w:tcBorders>
+              <w:top w:val="single" w:color="C9D0DC" w:sz="4"/>
+              <w:left w:val="single" w:color="C9D0DC" w:sz="4"/>
+              <w:bottom w:val="single" w:color="C9D0DC" w:sz="4"/>
+              <w:right w:val="single" w:color="C9D0DC" w:sz="4"/>
+            </w:tcBorders>
+            <w:tcMar>
+              <w:top w:type="dxa" w:w="70"/>
+              <w:left w:type="dxa" w:w="100"/>
+              <w:bottom w:type="dxa" w:w="70"/>
+              <w:right w:type="dxa" w:w="100"/>
+            </w:tcMar>
+            <w:vAlign w:val="center"/>
+          </w:tcPr>
+          <w:p>
+            <w:pPr>
+              <w:spacing w:after="0" w:before="0" w:line="264"/>
+              <w:jc w:val="center"/>
+            </w:pPr>
+            <w:r>
+              <w:rPr>
+                <w:rFonts w:ascii="Arial" w:cs="Arial" w:eastAsia="Arial" w:hAnsi="Arial"/>
+                <w:sz w:val="30"/>
+                <w:szCs w:val="30"/>
+              </w:rPr>
+              <w:t xml:space="preserve">☐</w:t>
+            </w:r>
+          </w:p>
+        </w:tc>
+        <w:tc>
+          <w:tcPr>
+            <w:tcW w:type="dxa" w:w="620"/>
+            <w:tcBorders>
+              <w:top w:val="single" w:color="C9D0DC" w:sz="4"/>
+              <w:left w:val="single" w:color="C9D0DC" w:sz="4"/>
+              <w:bottom w:val="single" w:color="C9D0DC" w:sz="4"/>
+              <w:right w:val="single" w:color="C9D0DC" w:sz="4"/>
+            </w:tcBorders>
+            <w:tcMar>
+              <w:top w:type="dxa" w:w="70"/>
+              <w:left w:type="dxa" w:w="100"/>
+              <w:bottom w:type="dxa" w:w="70"/>
+              <w:right w:type="dxa" w:w="100"/>
+            </w:tcMar>
+            <w:vAlign w:val="center"/>
+          </w:tcPr>
+          <w:p>
+            <w:pPr>
+              <w:spacing w:after="0" w:before="0" w:line="264"/>
+              <w:jc w:val="center"/>
+            </w:pPr>
+            <w:r>
+              <w:rPr>
+                <w:rFonts w:ascii="Arial" w:cs="Arial" w:eastAsia="Arial" w:hAnsi="Arial"/>
+                <w:sz w:val="30"/>
+                <w:szCs w:val="30"/>
+              </w:rPr>
+              <w:t xml:space="preserve">☐</w:t>
+            </w:r>
+          </w:p>
+        </w:tc>
+        <w:tc>
+          <w:tcPr>
+            <w:tcW w:type="dxa" w:w="620"/>
+            <w:tcBorders>
+              <w:top w:val="single" w:color="C9D0DC" w:sz="4"/>
+              <w:left w:val="single" w:color="C9D0DC" w:sz="4"/>
+              <w:bottom w:val="single" w:color="C9D0DC" w:sz="4"/>
+              <w:right w:val="single" w:color="C9D0DC" w:sz="4"/>
+            </w:tcBorders>
+            <w:tcMar>
+              <w:top w:type="dxa" w:w="70"/>
+              <w:left w:type="dxa" w:w="100"/>
+              <w:bottom w:type="dxa" w:w="70"/>
+              <w:right w:type="dxa" w:w="100"/>
+            </w:tcMar>
+            <w:vAlign w:val="center"/>
+          </w:tcPr>
+          <w:p>
+            <w:pPr>
+              <w:spacing w:after="0" w:before="0" w:line="264"/>
+              <w:jc w:val="center"/>
+            </w:pPr>
+            <w:r>
+              <w:rPr>
+                <w:rFonts w:ascii="Arial" w:cs="Arial" w:eastAsia="Arial" w:hAnsi="Arial"/>
+                <w:sz w:val="30"/>
+                <w:szCs w:val="30"/>
+              </w:rPr>
+              <w:t xml:space="preserve">☐</w:t>
+            </w:r>
+          </w:p>
+        </w:tc>
+        <w:tc>
+          <w:tcPr>
+            <w:tcW w:type="dxa" w:w="2040"/>
+            <w:tcBorders>
+              <w:top w:val="single" w:color="C9D0DC" w:sz="4"/>
+              <w:left w:val="single" w:color="C9D0DC" w:sz="4"/>
+              <w:bottom w:val="single" w:color="C9D0DC" w:sz="4"/>
+              <w:right w:val="single" w:color="C9D0DC" w:sz="4"/>
+            </w:tcBorders>
+            <w:tcMar>
+              <w:top w:type="dxa" w:w="70"/>
+              <w:left w:type="dxa" w:w="100"/>
+              <w:bottom w:type="dxa" w:w="70"/>
+              <w:right w:type="dxa" w:w="100"/>
+            </w:tcMar>
+            <w:vAlign w:val="top"/>
+          </w:tcPr>
+          <w:p>
+            <w:pPr>
+              <w:spacing w:after="0" w:before="0" w:line="264"/>
+            </w:pPr>
+            <w:r>
+              <w:rPr>
+                <w:rFonts w:ascii="Arial" w:cs="Arial" w:eastAsia="Arial" w:hAnsi="Arial"/>
+                <w:sz w:val="19"/>
+                <w:szCs w:val="19"/>
+              </w:rPr>
+              <w:t xml:space="preserve"> </w:t>
+            </w:r>
+          </w:p>
+        </w:tc>
+      </w:tr>
+      <w:tr>
+        <w:trPr>
+          <w:cantSplit/>
+        </w:trPr>
+        <w:tc>
+          <w:tcPr>
+            <w:tcW w:type="dxa" w:w="860"/>
+            <w:tcBorders>
+              <w:top w:val="single" w:color="C9D0DC" w:sz="4"/>
+              <w:left w:val="single" w:color="C9D0DC" w:sz="4"/>
+              <w:bottom w:val="single" w:color="C9D0DC" w:sz="4"/>
+              <w:right w:val="single" w:color="C9D0DC" w:sz="4"/>
+            </w:tcBorders>
+            <w:tcMar>
+              <w:top w:type="dxa" w:w="70"/>
+              <w:left w:type="dxa" w:w="100"/>
+              <w:bottom w:type="dxa" w:w="70"/>
+              <w:right w:type="dxa" w:w="100"/>
+            </w:tcMar>
+            <w:vAlign w:val="top"/>
+          </w:tcPr>
+          <w:p>
+            <w:pPr>
+              <w:spacing w:after="0" w:before="0" w:line="264"/>
+            </w:pPr>
+            <w:r>
+              <w:rPr>
+                <w:rFonts w:ascii="Arial" w:cs="Arial" w:eastAsia="Arial" w:hAnsi="Arial"/>
+                <w:b/>
+                <w:bCs/>
+                <w:color w:val="5B6477"/>
+                <w:sz w:val="16"/>
+                <w:szCs w:val="16"/>
+              </w:rPr>
+              <w:t xml:space="preserve">GEN-MEM</w:t>
+            </w:r>
+          </w:p>
+        </w:tc>
+        <w:tc>
+          <w:tcPr>
+            <w:tcW w:type="dxa" w:w="5480"/>
+            <w:tcBorders>
+              <w:top w:val="single" w:color="C9D0DC" w:sz="4"/>
+              <w:left w:val="single" w:color="C9D0DC" w:sz="4"/>
+              <w:bottom w:val="single" w:color="C9D0DC" w:sz="4"/>
+              <w:right w:val="single" w:color="C9D0DC" w:sz="4"/>
+            </w:tcBorders>
+            <w:tcMar>
+              <w:top w:type="dxa" w:w="70"/>
+              <w:left w:type="dxa" w:w="100"/>
+              <w:bottom w:type="dxa" w:w="70"/>
+              <w:right w:type="dxa" w:w="100"/>
+            </w:tcMar>
+            <w:vAlign w:val="top"/>
+          </w:tcPr>
+          <w:p>
+            <w:pPr>
+              <w:spacing w:after="40" w:before="0" w:line="264"/>
+            </w:pPr>
+            <w:r>
+              <w:rPr>
+                <w:rFonts w:ascii="Arial" w:cs="Arial" w:eastAsia="Arial" w:hAnsi="Arial"/>
+                <w:b/>
+                <w:bCs/>
+                <w:sz w:val="20"/>
+                <w:szCs w:val="20"/>
+              </w:rPr>
+              <w:t xml:space="preserve">Member page for customers (phone)</w:t>
+            </w:r>
+          </w:p>
+          <w:p>
+            <w:pPr>
+              <w:spacing w:after="20" w:before="0" w:line="264"/>
+            </w:pPr>
+            <w:r>
+              <w:rPr>
+                <w:rFonts w:ascii="Arial" w:cs="Arial" w:eastAsia="Arial" w:hAnsi="Arial"/>
+                <w:color w:val="5B6477"/>
+                <w:sz w:val="19"/>
+                <w:szCs w:val="19"/>
+              </w:rPr>
+              <w:t xml:space="preserve">1.  </w:t>
+            </w:r>
+            <w:r>
+              <w:rPr>
+                <w:rFonts w:ascii="Arial" w:cs="Arial" w:eastAsia="Arial" w:hAnsi="Arial"/>
+                <w:sz w:val="19"/>
+                <w:szCs w:val="19"/>
+              </w:rPr>
+              <w:t xml:space="preserve">Open /member on a phone.</w:t>
+            </w:r>
+          </w:p>
+          <w:p>
+            <w:pPr>
+              <w:spacing w:after="20" w:before="0" w:line="264"/>
+            </w:pPr>
+            <w:r>
+              <w:rPr>
+                <w:rFonts w:ascii="Arial" w:cs="Arial" w:eastAsia="Arial" w:hAnsi="Arial"/>
+                <w:color w:val="5B6477"/>
+                <w:sz w:val="19"/>
+                <w:szCs w:val="19"/>
+              </w:rPr>
+              <w:t xml:space="preserve">2.  </w:t>
+            </w:r>
+            <w:r>
+              <w:rPr>
+                <w:rFonts w:ascii="Arial" w:cs="Arial" w:eastAsia="Arial" w:hAnsi="Arial"/>
+                <w:sz w:val="19"/>
+                <w:szCs w:val="19"/>
+              </w:rPr>
+              <w:t xml:space="preserve">Become a member with your own mobile number, tick the agreement, create the account.</w:t>
+            </w:r>
+          </w:p>
+          <w:p>
+            <w:pPr>
+              <w:spacing w:after="20" w:before="0" w:line="264"/>
+            </w:pPr>
+            <w:r>
+              <w:rPr>
+                <w:rFonts w:ascii="Arial" w:cs="Arial" w:eastAsia="Arial" w:hAnsi="Arial"/>
+                <w:color w:val="5B6477"/>
+                <w:sz w:val="19"/>
+                <w:szCs w:val="19"/>
+              </w:rPr>
+              <w:t xml:space="preserve">3.  </w:t>
+            </w:r>
+            <w:r>
+              <w:rPr>
+                <w:rFonts w:ascii="Arial" w:cs="Arial" w:eastAsia="Arial" w:hAnsi="Arial"/>
+                <w:sz w:val="19"/>
+                <w:szCs w:val="19"/>
+              </w:rPr>
+              <w:t xml:space="preserve">My card → the QR code and member number. Ask the counter to tag a sale to you, then My purchases.</w:t>
+            </w:r>
+          </w:p>
+          <w:p>
+            <w:pPr>
+              <w:spacing w:after="0" w:before="60" w:line="264"/>
+            </w:pPr>
+            <w:r>
+              <w:rPr>
+                <w:rFonts w:ascii="Arial" w:cs="Arial" w:eastAsia="Arial" w:hAnsi="Arial"/>
+                <w:b/>
+                <w:bCs/>
+                <w:color w:val="0B1F3A"/>
+                <w:sz w:val="19"/>
+                <w:szCs w:val="19"/>
+              </w:rPr>
+              <w:t xml:space="preserve">You should see: </w:t>
+            </w:r>
+            <w:r>
+              <w:rPr>
+                <w:rFonts w:ascii="Arial" w:cs="Arial" w:eastAsia="Arial" w:hAnsi="Arial"/>
+                <w:sz w:val="19"/>
+                <w:szCs w:val="19"/>
+              </w:rPr>
+              <w:t xml:space="preserve">The QR card shows; after a tagged sale the purchase appears with its items. Sign out and in again with the mobile number and password.</w:t>
             </w:r>
           </w:p>
         </w:tc>
@@ -5519,7 +5808,7 @@
                 <w:sz w:val="17"/>
                 <w:szCs w:val="17"/>
               </w:rPr>
-              <w:t xml:space="preserve">Passed (of 18)</w:t>
+              <w:t xml:space="preserve">Passed (of 19)</w:t>
             </w:r>
           </w:p>
         </w:tc>

--- a/docs/acceptance-test/per-user/16-fr.mayon.owner.docx
+++ b/docs/acceptance-test/per-user/16-fr.mayon.owner.docx
@@ -117,7 +117,7 @@
           <w:sz w:val="18"/>
           <w:szCs w:val="18"/>
         </w:rPr>
-        <w:t xml:space="preserve">  ·  19 checks</w:t>
+        <w:t xml:space="preserve">  ·  21 checks</w:t>
       </w:r>
     </w:p>
     <w:tbl>
@@ -5605,6 +5605,572 @@
                 <w:szCs w:val="19"/>
               </w:rPr>
               <w:t xml:space="preserve">Every list shows your own franchise only. Your sale saves; you cannot sell for another branch.</w:t>
+            </w:r>
+          </w:p>
+        </w:tc>
+        <w:tc>
+          <w:tcPr>
+            <w:tcW w:type="dxa" w:w="620"/>
+            <w:tcBorders>
+              <w:top w:val="single" w:color="C9D0DC" w:sz="4"/>
+              <w:left w:val="single" w:color="C9D0DC" w:sz="4"/>
+              <w:bottom w:val="single" w:color="C9D0DC" w:sz="4"/>
+              <w:right w:val="single" w:color="C9D0DC" w:sz="4"/>
+            </w:tcBorders>
+            <w:tcMar>
+              <w:top w:type="dxa" w:w="70"/>
+              <w:left w:type="dxa" w:w="100"/>
+              <w:bottom w:type="dxa" w:w="70"/>
+              <w:right w:type="dxa" w:w="100"/>
+            </w:tcMar>
+            <w:vAlign w:val="center"/>
+          </w:tcPr>
+          <w:p>
+            <w:pPr>
+              <w:spacing w:after="0" w:before="0" w:line="264"/>
+              <w:jc w:val="center"/>
+            </w:pPr>
+            <w:r>
+              <w:rPr>
+                <w:rFonts w:ascii="Arial" w:cs="Arial" w:eastAsia="Arial" w:hAnsi="Arial"/>
+                <w:sz w:val="30"/>
+                <w:szCs w:val="30"/>
+              </w:rPr>
+              <w:t xml:space="preserve">☐</w:t>
+            </w:r>
+          </w:p>
+        </w:tc>
+        <w:tc>
+          <w:tcPr>
+            <w:tcW w:type="dxa" w:w="620"/>
+            <w:tcBorders>
+              <w:top w:val="single" w:color="C9D0DC" w:sz="4"/>
+              <w:left w:val="single" w:color="C9D0DC" w:sz="4"/>
+              <w:bottom w:val="single" w:color="C9D0DC" w:sz="4"/>
+              <w:right w:val="single" w:color="C9D0DC" w:sz="4"/>
+            </w:tcBorders>
+            <w:tcMar>
+              <w:top w:type="dxa" w:w="70"/>
+              <w:left w:type="dxa" w:w="100"/>
+              <w:bottom w:type="dxa" w:w="70"/>
+              <w:right w:type="dxa" w:w="100"/>
+            </w:tcMar>
+            <w:vAlign w:val="center"/>
+          </w:tcPr>
+          <w:p>
+            <w:pPr>
+              <w:spacing w:after="0" w:before="0" w:line="264"/>
+              <w:jc w:val="center"/>
+            </w:pPr>
+            <w:r>
+              <w:rPr>
+                <w:rFonts w:ascii="Arial" w:cs="Arial" w:eastAsia="Arial" w:hAnsi="Arial"/>
+                <w:sz w:val="30"/>
+                <w:szCs w:val="30"/>
+              </w:rPr>
+              <w:t xml:space="preserve">☐</w:t>
+            </w:r>
+          </w:p>
+        </w:tc>
+        <w:tc>
+          <w:tcPr>
+            <w:tcW w:type="dxa" w:w="620"/>
+            <w:tcBorders>
+              <w:top w:val="single" w:color="C9D0DC" w:sz="4"/>
+              <w:left w:val="single" w:color="C9D0DC" w:sz="4"/>
+              <w:bottom w:val="single" w:color="C9D0DC" w:sz="4"/>
+              <w:right w:val="single" w:color="C9D0DC" w:sz="4"/>
+            </w:tcBorders>
+            <w:tcMar>
+              <w:top w:type="dxa" w:w="70"/>
+              <w:left w:type="dxa" w:w="100"/>
+              <w:bottom w:type="dxa" w:w="70"/>
+              <w:right w:type="dxa" w:w="100"/>
+            </w:tcMar>
+            <w:vAlign w:val="center"/>
+          </w:tcPr>
+          <w:p>
+            <w:pPr>
+              <w:spacing w:after="0" w:before="0" w:line="264"/>
+              <w:jc w:val="center"/>
+            </w:pPr>
+            <w:r>
+              <w:rPr>
+                <w:rFonts w:ascii="Arial" w:cs="Arial" w:eastAsia="Arial" w:hAnsi="Arial"/>
+                <w:sz w:val="30"/>
+                <w:szCs w:val="30"/>
+              </w:rPr>
+              <w:t xml:space="preserve">☐</w:t>
+            </w:r>
+          </w:p>
+        </w:tc>
+        <w:tc>
+          <w:tcPr>
+            <w:tcW w:type="dxa" w:w="2040"/>
+            <w:tcBorders>
+              <w:top w:val="single" w:color="C9D0DC" w:sz="4"/>
+              <w:left w:val="single" w:color="C9D0DC" w:sz="4"/>
+              <w:bottom w:val="single" w:color="C9D0DC" w:sz="4"/>
+              <w:right w:val="single" w:color="C9D0DC" w:sz="4"/>
+            </w:tcBorders>
+            <w:tcMar>
+              <w:top w:type="dxa" w:w="70"/>
+              <w:left w:type="dxa" w:w="100"/>
+              <w:bottom w:type="dxa" w:w="70"/>
+              <w:right w:type="dxa" w:w="100"/>
+            </w:tcMar>
+            <w:vAlign w:val="top"/>
+          </w:tcPr>
+          <w:p>
+            <w:pPr>
+              <w:spacing w:after="0" w:before="0" w:line="264"/>
+            </w:pPr>
+            <w:r>
+              <w:rPr>
+                <w:rFonts w:ascii="Arial" w:cs="Arial" w:eastAsia="Arial" w:hAnsi="Arial"/>
+                <w:sz w:val="19"/>
+                <w:szCs w:val="19"/>
+              </w:rPr>
+              <w:t xml:space="preserve"> </w:t>
+            </w:r>
+          </w:p>
+        </w:tc>
+      </w:tr>
+      <w:tr>
+        <w:trPr>
+          <w:cantSplit/>
+        </w:trPr>
+        <w:tc>
+          <w:tcPr>
+            <w:tcW w:type="dxa" w:w="860"/>
+            <w:tcBorders>
+              <w:top w:val="single" w:color="C9D0DC" w:sz="4"/>
+              <w:left w:val="single" w:color="C9D0DC" w:sz="4"/>
+              <w:bottom w:val="single" w:color="C9D0DC" w:sz="4"/>
+              <w:right w:val="single" w:color="C9D0DC" w:sz="4"/>
+            </w:tcBorders>
+            <w:tcMar>
+              <w:top w:type="dxa" w:w="70"/>
+              <w:left w:type="dxa" w:w="100"/>
+              <w:bottom w:type="dxa" w:w="70"/>
+              <w:right w:type="dxa" w:w="100"/>
+            </w:tcMar>
+            <w:vAlign w:val="top"/>
+          </w:tcPr>
+          <w:p>
+            <w:pPr>
+              <w:spacing w:after="0" w:before="0" w:line="264"/>
+            </w:pPr>
+            <w:r>
+              <w:rPr>
+                <w:rFonts w:ascii="Arial" w:cs="Arial" w:eastAsia="Arial" w:hAnsi="Arial"/>
+                <w:b/>
+                <w:bCs/>
+                <w:color w:val="5B6477"/>
+                <w:sz w:val="16"/>
+                <w:szCs w:val="16"/>
+              </w:rPr>
+              <w:t xml:space="preserve">FO-ORD</w:t>
+            </w:r>
+          </w:p>
+        </w:tc>
+        <w:tc>
+          <w:tcPr>
+            <w:tcW w:type="dxa" w:w="5480"/>
+            <w:tcBorders>
+              <w:top w:val="single" w:color="C9D0DC" w:sz="4"/>
+              <w:left w:val="single" w:color="C9D0DC" w:sz="4"/>
+              <w:bottom w:val="single" w:color="C9D0DC" w:sz="4"/>
+              <w:right w:val="single" w:color="C9D0DC" w:sz="4"/>
+            </w:tcBorders>
+            <w:tcMar>
+              <w:top w:type="dxa" w:w="70"/>
+              <w:left w:type="dxa" w:w="100"/>
+              <w:bottom w:type="dxa" w:w="70"/>
+              <w:right w:type="dxa" w:w="100"/>
+            </w:tcMar>
+            <w:vAlign w:val="top"/>
+          </w:tcPr>
+          <w:p>
+            <w:pPr>
+              <w:spacing w:after="40" w:before="0" w:line="264"/>
+            </w:pPr>
+            <w:r>
+              <w:rPr>
+                <w:rFonts w:ascii="Arial" w:cs="Arial" w:eastAsia="Arial" w:hAnsi="Arial"/>
+                <w:b/>
+                <w:bCs/>
+                <w:sz w:val="20"/>
+                <w:szCs w:val="20"/>
+              </w:rPr>
+              <w:t xml:space="preserve">Order from the availability</w:t>
+            </w:r>
+          </w:p>
+          <w:p>
+            <w:pPr>
+              <w:spacing w:after="40" w:before="0" w:line="264"/>
+            </w:pPr>
+            <w:r>
+              <w:rPr>
+                <w:rFonts w:ascii="Arial" w:cs="Arial" w:eastAsia="Arial" w:hAnsi="Arial"/>
+                <w:i/>
+                <w:iCs/>
+                <w:color w:val="5B6477"/>
+                <w:sz w:val="15"/>
+                <w:szCs w:val="15"/>
+              </w:rPr>
+              <w:t xml:space="preserve">Flow F39 · Franchise availability, order, picklist and DR</w:t>
+            </w:r>
+          </w:p>
+          <w:p>
+            <w:pPr>
+              <w:spacing w:after="20" w:before="0" w:line="264"/>
+            </w:pPr>
+            <w:r>
+              <w:rPr>
+                <w:rFonts w:ascii="Arial" w:cs="Arial" w:eastAsia="Arial" w:hAnsi="Arial"/>
+                <w:color w:val="5B6477"/>
+                <w:sz w:val="19"/>
+                <w:szCs w:val="19"/>
+              </w:rPr>
+              <w:t xml:space="preserve">1.  </w:t>
+            </w:r>
+            <w:r>
+              <w:rPr>
+                <w:rFonts w:ascii="Arial" w:cs="Arial" w:eastAsia="Arial" w:hAnsi="Arial"/>
+                <w:sz w:val="19"/>
+                <w:szCs w:val="19"/>
+              </w:rPr>
+              <w:t xml:space="preserve">Open the notice → Franchise Orders → the availability.</w:t>
+            </w:r>
+          </w:p>
+          <w:p>
+            <w:pPr>
+              <w:spacing w:after="20" w:before="0" w:line="264"/>
+            </w:pPr>
+            <w:r>
+              <w:rPr>
+                <w:rFonts w:ascii="Arial" w:cs="Arial" w:eastAsia="Arial" w:hAnsi="Arial"/>
+                <w:color w:val="5B6477"/>
+                <w:sz w:val="19"/>
+                <w:szCs w:val="19"/>
+              </w:rPr>
+              <w:t xml:space="preserve">2.  </w:t>
+            </w:r>
+            <w:r>
+              <w:rPr>
+                <w:rFonts w:ascii="Arial" w:cs="Arial" w:eastAsia="Arial" w:hAnsi="Arial"/>
+                <w:sz w:val="19"/>
+                <w:szCs w:val="19"/>
+              </w:rPr>
+              <w:t xml:space="preserve">Type I order and choose the flavors → Send my order.</w:t>
+            </w:r>
+          </w:p>
+          <w:p>
+            <w:pPr>
+              <w:spacing w:after="0" w:before="60" w:line="264"/>
+            </w:pPr>
+            <w:r>
+              <w:rPr>
+                <w:rFonts w:ascii="Arial" w:cs="Arial" w:eastAsia="Arial" w:hAnsi="Arial"/>
+                <w:b/>
+                <w:bCs/>
+                <w:color w:val="0B1F3A"/>
+                <w:sz w:val="19"/>
+                <w:szCs w:val="19"/>
+              </w:rPr>
+              <w:t xml:space="preserve">You should see: </w:t>
+            </w:r>
+            <w:r>
+              <w:rPr>
+                <w:rFonts w:ascii="Arial" w:cs="Arial" w:eastAsia="Arial" w:hAnsi="Arial"/>
+                <w:sz w:val="19"/>
+                <w:szCs w:val="19"/>
+              </w:rPr>
+              <w:t xml:space="preserve">Only offered products and quantities can be ordered; the coordinator is told.</w:t>
+            </w:r>
+          </w:p>
+        </w:tc>
+        <w:tc>
+          <w:tcPr>
+            <w:tcW w:type="dxa" w:w="620"/>
+            <w:tcBorders>
+              <w:top w:val="single" w:color="C9D0DC" w:sz="4"/>
+              <w:left w:val="single" w:color="C9D0DC" w:sz="4"/>
+              <w:bottom w:val="single" w:color="C9D0DC" w:sz="4"/>
+              <w:right w:val="single" w:color="C9D0DC" w:sz="4"/>
+            </w:tcBorders>
+            <w:tcMar>
+              <w:top w:type="dxa" w:w="70"/>
+              <w:left w:type="dxa" w:w="100"/>
+              <w:bottom w:type="dxa" w:w="70"/>
+              <w:right w:type="dxa" w:w="100"/>
+            </w:tcMar>
+            <w:vAlign w:val="center"/>
+          </w:tcPr>
+          <w:p>
+            <w:pPr>
+              <w:spacing w:after="0" w:before="0" w:line="264"/>
+              <w:jc w:val="center"/>
+            </w:pPr>
+            <w:r>
+              <w:rPr>
+                <w:rFonts w:ascii="Arial" w:cs="Arial" w:eastAsia="Arial" w:hAnsi="Arial"/>
+                <w:sz w:val="30"/>
+                <w:szCs w:val="30"/>
+              </w:rPr>
+              <w:t xml:space="preserve">☐</w:t>
+            </w:r>
+          </w:p>
+        </w:tc>
+        <w:tc>
+          <w:tcPr>
+            <w:tcW w:type="dxa" w:w="620"/>
+            <w:tcBorders>
+              <w:top w:val="single" w:color="C9D0DC" w:sz="4"/>
+              <w:left w:val="single" w:color="C9D0DC" w:sz="4"/>
+              <w:bottom w:val="single" w:color="C9D0DC" w:sz="4"/>
+              <w:right w:val="single" w:color="C9D0DC" w:sz="4"/>
+            </w:tcBorders>
+            <w:tcMar>
+              <w:top w:type="dxa" w:w="70"/>
+              <w:left w:type="dxa" w:w="100"/>
+              <w:bottom w:type="dxa" w:w="70"/>
+              <w:right w:type="dxa" w:w="100"/>
+            </w:tcMar>
+            <w:vAlign w:val="center"/>
+          </w:tcPr>
+          <w:p>
+            <w:pPr>
+              <w:spacing w:after="0" w:before="0" w:line="264"/>
+              <w:jc w:val="center"/>
+            </w:pPr>
+            <w:r>
+              <w:rPr>
+                <w:rFonts w:ascii="Arial" w:cs="Arial" w:eastAsia="Arial" w:hAnsi="Arial"/>
+                <w:sz w:val="30"/>
+                <w:szCs w:val="30"/>
+              </w:rPr>
+              <w:t xml:space="preserve">☐</w:t>
+            </w:r>
+          </w:p>
+        </w:tc>
+        <w:tc>
+          <w:tcPr>
+            <w:tcW w:type="dxa" w:w="620"/>
+            <w:tcBorders>
+              <w:top w:val="single" w:color="C9D0DC" w:sz="4"/>
+              <w:left w:val="single" w:color="C9D0DC" w:sz="4"/>
+              <w:bottom w:val="single" w:color="C9D0DC" w:sz="4"/>
+              <w:right w:val="single" w:color="C9D0DC" w:sz="4"/>
+            </w:tcBorders>
+            <w:tcMar>
+              <w:top w:type="dxa" w:w="70"/>
+              <w:left w:type="dxa" w:w="100"/>
+              <w:bottom w:type="dxa" w:w="70"/>
+              <w:right w:type="dxa" w:w="100"/>
+            </w:tcMar>
+            <w:vAlign w:val="center"/>
+          </w:tcPr>
+          <w:p>
+            <w:pPr>
+              <w:spacing w:after="0" w:before="0" w:line="264"/>
+              <w:jc w:val="center"/>
+            </w:pPr>
+            <w:r>
+              <w:rPr>
+                <w:rFonts w:ascii="Arial" w:cs="Arial" w:eastAsia="Arial" w:hAnsi="Arial"/>
+                <w:sz w:val="30"/>
+                <w:szCs w:val="30"/>
+              </w:rPr>
+              <w:t xml:space="preserve">☐</w:t>
+            </w:r>
+          </w:p>
+        </w:tc>
+        <w:tc>
+          <w:tcPr>
+            <w:tcW w:type="dxa" w:w="2040"/>
+            <w:tcBorders>
+              <w:top w:val="single" w:color="C9D0DC" w:sz="4"/>
+              <w:left w:val="single" w:color="C9D0DC" w:sz="4"/>
+              <w:bottom w:val="single" w:color="C9D0DC" w:sz="4"/>
+              <w:right w:val="single" w:color="C9D0DC" w:sz="4"/>
+            </w:tcBorders>
+            <w:tcMar>
+              <w:top w:type="dxa" w:w="70"/>
+              <w:left w:type="dxa" w:w="100"/>
+              <w:bottom w:type="dxa" w:w="70"/>
+              <w:right w:type="dxa" w:w="100"/>
+            </w:tcMar>
+            <w:vAlign w:val="top"/>
+          </w:tcPr>
+          <w:p>
+            <w:pPr>
+              <w:spacing w:after="0" w:before="0" w:line="264"/>
+            </w:pPr>
+            <w:r>
+              <w:rPr>
+                <w:rFonts w:ascii="Arial" w:cs="Arial" w:eastAsia="Arial" w:hAnsi="Arial"/>
+                <w:sz w:val="19"/>
+                <w:szCs w:val="19"/>
+              </w:rPr>
+              <w:t xml:space="preserve"> </w:t>
+            </w:r>
+          </w:p>
+        </w:tc>
+      </w:tr>
+      <w:tr>
+        <w:trPr>
+          <w:cantSplit/>
+        </w:trPr>
+        <w:tc>
+          <w:tcPr>
+            <w:tcW w:type="dxa" w:w="860"/>
+            <w:tcBorders>
+              <w:top w:val="single" w:color="C9D0DC" w:sz="4"/>
+              <w:left w:val="single" w:color="C9D0DC" w:sz="4"/>
+              <w:bottom w:val="single" w:color="C9D0DC" w:sz="4"/>
+              <w:right w:val="single" w:color="C9D0DC" w:sz="4"/>
+            </w:tcBorders>
+            <w:tcMar>
+              <w:top w:type="dxa" w:w="70"/>
+              <w:left w:type="dxa" w:w="100"/>
+              <w:bottom w:type="dxa" w:w="70"/>
+              <w:right w:type="dxa" w:w="100"/>
+            </w:tcMar>
+            <w:vAlign w:val="top"/>
+          </w:tcPr>
+          <w:p>
+            <w:pPr>
+              <w:spacing w:after="0" w:before="0" w:line="264"/>
+            </w:pPr>
+            <w:r>
+              <w:rPr>
+                <w:rFonts w:ascii="Arial" w:cs="Arial" w:eastAsia="Arial" w:hAnsi="Arial"/>
+                <w:b/>
+                <w:bCs/>
+                <w:color w:val="5B6477"/>
+                <w:sz w:val="16"/>
+                <w:szCs w:val="16"/>
+              </w:rPr>
+              <w:t xml:space="preserve">FO-DR</w:t>
+            </w:r>
+          </w:p>
+        </w:tc>
+        <w:tc>
+          <w:tcPr>
+            <w:tcW w:type="dxa" w:w="5480"/>
+            <w:tcBorders>
+              <w:top w:val="single" w:color="C9D0DC" w:sz="4"/>
+              <w:left w:val="single" w:color="C9D0DC" w:sz="4"/>
+              <w:bottom w:val="single" w:color="C9D0DC" w:sz="4"/>
+              <w:right w:val="single" w:color="C9D0DC" w:sz="4"/>
+            </w:tcBorders>
+            <w:tcMar>
+              <w:top w:type="dxa" w:w="70"/>
+              <w:left w:type="dxa" w:w="100"/>
+              <w:bottom w:type="dxa" w:w="70"/>
+              <w:right w:type="dxa" w:w="100"/>
+            </w:tcMar>
+            <w:vAlign w:val="top"/>
+          </w:tcPr>
+          <w:p>
+            <w:pPr>
+              <w:spacing w:after="40" w:before="0" w:line="264"/>
+            </w:pPr>
+            <w:r>
+              <w:rPr>
+                <w:rFonts w:ascii="Arial" w:cs="Arial" w:eastAsia="Arial" w:hAnsi="Arial"/>
+                <w:b/>
+                <w:bCs/>
+                <w:sz w:val="20"/>
+                <w:szCs w:val="20"/>
+              </w:rPr>
+              <w:t xml:space="preserve">Confirm a DR or report a problem</w:t>
+            </w:r>
+          </w:p>
+          <w:p>
+            <w:pPr>
+              <w:spacing w:after="40" w:before="0" w:line="264"/>
+            </w:pPr>
+            <w:r>
+              <w:rPr>
+                <w:rFonts w:ascii="Arial" w:cs="Arial" w:eastAsia="Arial" w:hAnsi="Arial"/>
+                <w:i/>
+                <w:iCs/>
+                <w:color w:val="5B6477"/>
+                <w:sz w:val="15"/>
+                <w:szCs w:val="15"/>
+              </w:rPr>
+              <w:t xml:space="preserve">Flow F40 · Franchise DRs: confirm, correct, unpaid goods</w:t>
+            </w:r>
+          </w:p>
+          <w:p>
+            <w:pPr>
+              <w:spacing w:after="20" w:before="0" w:line="264"/>
+            </w:pPr>
+            <w:r>
+              <w:rPr>
+                <w:rFonts w:ascii="Arial" w:cs="Arial" w:eastAsia="Arial" w:hAnsi="Arial"/>
+                <w:color w:val="5B6477"/>
+                <w:sz w:val="19"/>
+                <w:szCs w:val="19"/>
+              </w:rPr>
+              <w:t xml:space="preserve">1.  </w:t>
+            </w:r>
+            <w:r>
+              <w:rPr>
+                <w:rFonts w:ascii="Arial" w:cs="Arial" w:eastAsia="Arial" w:hAnsi="Arial"/>
+                <w:sz w:val="19"/>
+                <w:szCs w:val="19"/>
+              </w:rPr>
+              <w:t xml:space="preserve">Franchise Orders / Franchise DRs → open the DR.</w:t>
+            </w:r>
+          </w:p>
+          <w:p>
+            <w:pPr>
+              <w:spacing w:after="20" w:before="0" w:line="264"/>
+            </w:pPr>
+            <w:r>
+              <w:rPr>
+                <w:rFonts w:ascii="Arial" w:cs="Arial" w:eastAsia="Arial" w:hAnsi="Arial"/>
+                <w:color w:val="5B6477"/>
+                <w:sz w:val="19"/>
+                <w:szCs w:val="19"/>
+              </w:rPr>
+              <w:t xml:space="preserve">2.  </w:t>
+            </w:r>
+            <w:r>
+              <w:rPr>
+                <w:rFonts w:ascii="Arial" w:cs="Arial" w:eastAsia="Arial" w:hAnsi="Arial"/>
+                <w:sz w:val="19"/>
+                <w:szCs w:val="19"/>
+              </w:rPr>
+              <w:t xml:space="preserve">Check the goods → Confirm receipt, or Report a problem with a note.</w:t>
+            </w:r>
+          </w:p>
+          <w:p>
+            <w:pPr>
+              <w:spacing w:after="0" w:before="60" w:line="264"/>
+            </w:pPr>
+            <w:r>
+              <w:rPr>
+                <w:rFonts w:ascii="Arial" w:cs="Arial" w:eastAsia="Arial" w:hAnsi="Arial"/>
+                <w:b/>
+                <w:bCs/>
+                <w:color w:val="0B1F3A"/>
+                <w:sz w:val="19"/>
+                <w:szCs w:val="19"/>
+              </w:rPr>
+              <w:t xml:space="preserve">You should see: </w:t>
+            </w:r>
+            <w:r>
+              <w:rPr>
+                <w:rFonts w:ascii="Arial" w:cs="Arial" w:eastAsia="Arial" w:hAnsi="Arial"/>
+                <w:sz w:val="19"/>
+                <w:szCs w:val="19"/>
+              </w:rPr>
+              <w:t xml:space="preserve">Confirming adds the goods to your stock. A problem tells the Franchise Coordinator, who corrects the DR.</w:t>
             </w:r>
           </w:p>
         </w:tc>
@@ -5808,7 +6374,7 @@
                 <w:sz w:val="17"/>
                 <w:szCs w:val="17"/>
               </w:rPr>
-              <w:t xml:space="preserve">Passed (of 19)</w:t>
+              <w:t xml:space="preserve">Passed (of 21)</w:t>
             </w:r>
           </w:p>
         </w:tc>

--- a/docs/acceptance-test/per-user/16-fr.mayon.owner.docx
+++ b/docs/acceptance-test/per-user/16-fr.mayon.owner.docx
@@ -117,7 +117,7 @@
           <w:sz w:val="18"/>
           <w:szCs w:val="18"/>
         </w:rPr>
-        <w:t xml:space="preserve">  ·  21 checks</w:t>
+        <w:t xml:space="preserve">  ·  22 checks</w:t>
       </w:r>
     </w:p>
     <w:tbl>
@@ -1620,6 +1620,273 @@
                 <w:szCs w:val="19"/>
               </w:rPr>
               <w:t xml:space="preserve">The QR card shows; after a tagged sale the purchase appears with its items. Sign out and in again with the mobile number and password.</w:t>
+            </w:r>
+          </w:p>
+        </w:tc>
+        <w:tc>
+          <w:tcPr>
+            <w:tcW w:type="dxa" w:w="620"/>
+            <w:tcBorders>
+              <w:top w:val="single" w:color="C9D0DC" w:sz="4"/>
+              <w:left w:val="single" w:color="C9D0DC" w:sz="4"/>
+              <w:bottom w:val="single" w:color="C9D0DC" w:sz="4"/>
+              <w:right w:val="single" w:color="C9D0DC" w:sz="4"/>
+            </w:tcBorders>
+            <w:tcMar>
+              <w:top w:type="dxa" w:w="70"/>
+              <w:left w:type="dxa" w:w="100"/>
+              <w:bottom w:type="dxa" w:w="70"/>
+              <w:right w:type="dxa" w:w="100"/>
+            </w:tcMar>
+            <w:vAlign w:val="center"/>
+          </w:tcPr>
+          <w:p>
+            <w:pPr>
+              <w:spacing w:after="0" w:before="0" w:line="264"/>
+              <w:jc w:val="center"/>
+            </w:pPr>
+            <w:r>
+              <w:rPr>
+                <w:rFonts w:ascii="Arial" w:cs="Arial" w:eastAsia="Arial" w:hAnsi="Arial"/>
+                <w:sz w:val="30"/>
+                <w:szCs w:val="30"/>
+              </w:rPr>
+              <w:t xml:space="preserve">☐</w:t>
+            </w:r>
+          </w:p>
+        </w:tc>
+        <w:tc>
+          <w:tcPr>
+            <w:tcW w:type="dxa" w:w="620"/>
+            <w:tcBorders>
+              <w:top w:val="single" w:color="C9D0DC" w:sz="4"/>
+              <w:left w:val="single" w:color="C9D0DC" w:sz="4"/>
+              <w:bottom w:val="single" w:color="C9D0DC" w:sz="4"/>
+              <w:right w:val="single" w:color="C9D0DC" w:sz="4"/>
+            </w:tcBorders>
+            <w:tcMar>
+              <w:top w:type="dxa" w:w="70"/>
+              <w:left w:type="dxa" w:w="100"/>
+              <w:bottom w:type="dxa" w:w="70"/>
+              <w:right w:type="dxa" w:w="100"/>
+            </w:tcMar>
+            <w:vAlign w:val="center"/>
+          </w:tcPr>
+          <w:p>
+            <w:pPr>
+              <w:spacing w:after="0" w:before="0" w:line="264"/>
+              <w:jc w:val="center"/>
+            </w:pPr>
+            <w:r>
+              <w:rPr>
+                <w:rFonts w:ascii="Arial" w:cs="Arial" w:eastAsia="Arial" w:hAnsi="Arial"/>
+                <w:sz w:val="30"/>
+                <w:szCs w:val="30"/>
+              </w:rPr>
+              <w:t xml:space="preserve">☐</w:t>
+            </w:r>
+          </w:p>
+        </w:tc>
+        <w:tc>
+          <w:tcPr>
+            <w:tcW w:type="dxa" w:w="620"/>
+            <w:tcBorders>
+              <w:top w:val="single" w:color="C9D0DC" w:sz="4"/>
+              <w:left w:val="single" w:color="C9D0DC" w:sz="4"/>
+              <w:bottom w:val="single" w:color="C9D0DC" w:sz="4"/>
+              <w:right w:val="single" w:color="C9D0DC" w:sz="4"/>
+            </w:tcBorders>
+            <w:tcMar>
+              <w:top w:type="dxa" w:w="70"/>
+              <w:left w:type="dxa" w:w="100"/>
+              <w:bottom w:type="dxa" w:w="70"/>
+              <w:right w:type="dxa" w:w="100"/>
+            </w:tcMar>
+            <w:vAlign w:val="center"/>
+          </w:tcPr>
+          <w:p>
+            <w:pPr>
+              <w:spacing w:after="0" w:before="0" w:line="264"/>
+              <w:jc w:val="center"/>
+            </w:pPr>
+            <w:r>
+              <w:rPr>
+                <w:rFonts w:ascii="Arial" w:cs="Arial" w:eastAsia="Arial" w:hAnsi="Arial"/>
+                <w:sz w:val="30"/>
+                <w:szCs w:val="30"/>
+              </w:rPr>
+              <w:t xml:space="preserve">☐</w:t>
+            </w:r>
+          </w:p>
+        </w:tc>
+        <w:tc>
+          <w:tcPr>
+            <w:tcW w:type="dxa" w:w="2040"/>
+            <w:tcBorders>
+              <w:top w:val="single" w:color="C9D0DC" w:sz="4"/>
+              <w:left w:val="single" w:color="C9D0DC" w:sz="4"/>
+              <w:bottom w:val="single" w:color="C9D0DC" w:sz="4"/>
+              <w:right w:val="single" w:color="C9D0DC" w:sz="4"/>
+            </w:tcBorders>
+            <w:tcMar>
+              <w:top w:type="dxa" w:w="70"/>
+              <w:left w:type="dxa" w:w="100"/>
+              <w:bottom w:type="dxa" w:w="70"/>
+              <w:right w:type="dxa" w:w="100"/>
+            </w:tcMar>
+            <w:vAlign w:val="top"/>
+          </w:tcPr>
+          <w:p>
+            <w:pPr>
+              <w:spacing w:after="0" w:before="0" w:line="264"/>
+            </w:pPr>
+            <w:r>
+              <w:rPr>
+                <w:rFonts w:ascii="Arial" w:cs="Arial" w:eastAsia="Arial" w:hAnsi="Arial"/>
+                <w:sz w:val="19"/>
+                <w:szCs w:val="19"/>
+              </w:rPr>
+              <w:t xml:space="preserve"> </w:t>
+            </w:r>
+          </w:p>
+        </w:tc>
+      </w:tr>
+      <w:tr>
+        <w:trPr>
+          <w:cantSplit/>
+        </w:trPr>
+        <w:tc>
+          <w:tcPr>
+            <w:tcW w:type="dxa" w:w="860"/>
+            <w:tcBorders>
+              <w:top w:val="single" w:color="C9D0DC" w:sz="4"/>
+              <w:left w:val="single" w:color="C9D0DC" w:sz="4"/>
+              <w:bottom w:val="single" w:color="C9D0DC" w:sz="4"/>
+              <w:right w:val="single" w:color="C9D0DC" w:sz="4"/>
+            </w:tcBorders>
+            <w:tcMar>
+              <w:top w:type="dxa" w:w="70"/>
+              <w:left w:type="dxa" w:w="100"/>
+              <w:bottom w:type="dxa" w:w="70"/>
+              <w:right w:type="dxa" w:w="100"/>
+            </w:tcMar>
+            <w:vAlign w:val="top"/>
+          </w:tcPr>
+          <w:p>
+            <w:pPr>
+              <w:spacing w:after="0" w:before="0" w:line="264"/>
+            </w:pPr>
+            <w:r>
+              <w:rPr>
+                <w:rFonts w:ascii="Arial" w:cs="Arial" w:eastAsia="Arial" w:hAnsi="Arial"/>
+                <w:b/>
+                <w:bCs/>
+                <w:color w:val="5B6477"/>
+                <w:sz w:val="16"/>
+                <w:szCs w:val="16"/>
+              </w:rPr>
+              <w:t xml:space="preserve">CM-SRCH</w:t>
+            </w:r>
+          </w:p>
+        </w:tc>
+        <w:tc>
+          <w:tcPr>
+            <w:tcW w:type="dxa" w:w="5480"/>
+            <w:tcBorders>
+              <w:top w:val="single" w:color="C9D0DC" w:sz="4"/>
+              <w:left w:val="single" w:color="C9D0DC" w:sz="4"/>
+              <w:bottom w:val="single" w:color="C9D0DC" w:sz="4"/>
+              <w:right w:val="single" w:color="C9D0DC" w:sz="4"/>
+            </w:tcBorders>
+            <w:tcMar>
+              <w:top w:type="dxa" w:w="70"/>
+              <w:left w:type="dxa" w:w="100"/>
+              <w:bottom w:type="dxa" w:w="70"/>
+              <w:right w:type="dxa" w:w="100"/>
+            </w:tcMar>
+            <w:vAlign w:val="top"/>
+          </w:tcPr>
+          <w:p>
+            <w:pPr>
+              <w:spacing w:after="40" w:before="0" w:line="264"/>
+            </w:pPr>
+            <w:r>
+              <w:rPr>
+                <w:rFonts w:ascii="Arial" w:cs="Arial" w:eastAsia="Arial" w:hAnsi="Arial"/>
+                <w:b/>
+                <w:bCs/>
+                <w:sz w:val="20"/>
+                <w:szCs w:val="20"/>
+              </w:rPr>
+              <w:t xml:space="preserve">Dashboard search and Stock on Hand layout</w:t>
+            </w:r>
+          </w:p>
+          <w:p>
+            <w:pPr>
+              <w:spacing w:after="20" w:before="0" w:line="264"/>
+            </w:pPr>
+            <w:r>
+              <w:rPr>
+                <w:rFonts w:ascii="Arial" w:cs="Arial" w:eastAsia="Arial" w:hAnsi="Arial"/>
+                <w:color w:val="5B6477"/>
+                <w:sz w:val="19"/>
+                <w:szCs w:val="19"/>
+              </w:rPr>
+              <w:t xml:space="preserve">1.  </w:t>
+            </w:r>
+            <w:r>
+              <w:rPr>
+                <w:rFonts w:ascii="Arial" w:cs="Arial" w:eastAsia="Arial" w:hAnsi="Arial"/>
+                <w:sz w:val="19"/>
+                <w:szCs w:val="19"/>
+              </w:rPr>
+              <w:t xml:space="preserve">Dashboard → type part of a screen name in the search box.</w:t>
+            </w:r>
+          </w:p>
+          <w:p>
+            <w:pPr>
+              <w:spacing w:after="20" w:before="0" w:line="264"/>
+            </w:pPr>
+            <w:r>
+              <w:rPr>
+                <w:rFonts w:ascii="Arial" w:cs="Arial" w:eastAsia="Arial" w:hAnsi="Arial"/>
+                <w:color w:val="5B6477"/>
+                <w:sz w:val="19"/>
+                <w:szCs w:val="19"/>
+              </w:rPr>
+              <w:t xml:space="preserve">2.  </w:t>
+            </w:r>
+            <w:r>
+              <w:rPr>
+                <w:rFonts w:ascii="Arial" w:cs="Arial" w:eastAsia="Arial" w:hAnsi="Arial"/>
+                <w:sz w:val="19"/>
+                <w:szCs w:val="19"/>
+              </w:rPr>
+              <w:t xml:space="preserve">Stock on Hand → look at an item with several flavors or expiry dates (if your account sees stock).</w:t>
+            </w:r>
+          </w:p>
+          <w:p>
+            <w:pPr>
+              <w:spacing w:after="0" w:before="60" w:line="264"/>
+            </w:pPr>
+            <w:r>
+              <w:rPr>
+                <w:rFonts w:ascii="Arial" w:cs="Arial" w:eastAsia="Arial" w:hAnsi="Arial"/>
+                <w:b/>
+                <w:bCs/>
+                <w:color w:val="0B1F3A"/>
+                <w:sz w:val="19"/>
+                <w:szCs w:val="19"/>
+              </w:rPr>
+              <w:t xml:space="preserve">You should see: </w:t>
+            </w:r>
+            <w:r>
+              <w:rPr>
+                <w:rFonts w:ascii="Arial" w:cs="Arial" w:eastAsia="Arial" w:hAnsi="Arial"/>
+                <w:sz w:val="19"/>
+                <w:szCs w:val="19"/>
+              </w:rPr>
+              <w:t xml:space="preserve">The matching screens are listed. Flavors and expiry dates are shown as labelled rows with their quantity.</w:t>
             </w:r>
           </w:p>
         </w:tc>
@@ -6374,7 +6641,7 @@
                 <w:sz w:val="17"/>
                 <w:szCs w:val="17"/>
               </w:rPr>
-              <w:t xml:space="preserve">Passed (of 21)</w:t>
+              <w:t xml:space="preserve">Passed (of 22)</w:t>
             </w:r>
           </w:p>
         </w:tc>

--- a/docs/acceptance-test/per-user/16-fr.mayon.owner.docx
+++ b/docs/acceptance-test/per-user/16-fr.mayon.owner.docx
@@ -117,7 +117,7 @@
           <w:sz w:val="18"/>
           <w:szCs w:val="18"/>
         </w:rPr>
-        <w:t xml:space="preserve">  ·  22 checks</w:t>
+        <w:t xml:space="preserve">  ·  23 checks</w:t>
       </w:r>
     </w:p>
     <w:tbl>
@@ -6438,6 +6438,289 @@
                 <w:szCs w:val="19"/>
               </w:rPr>
               <w:t xml:space="preserve">Confirming adds the goods to your stock. A problem tells the Franchise Coordinator, who corrects the DR.</w:t>
+            </w:r>
+          </w:p>
+        </w:tc>
+        <w:tc>
+          <w:tcPr>
+            <w:tcW w:type="dxa" w:w="620"/>
+            <w:tcBorders>
+              <w:top w:val="single" w:color="C9D0DC" w:sz="4"/>
+              <w:left w:val="single" w:color="C9D0DC" w:sz="4"/>
+              <w:bottom w:val="single" w:color="C9D0DC" w:sz="4"/>
+              <w:right w:val="single" w:color="C9D0DC" w:sz="4"/>
+            </w:tcBorders>
+            <w:tcMar>
+              <w:top w:type="dxa" w:w="70"/>
+              <w:left w:type="dxa" w:w="100"/>
+              <w:bottom w:type="dxa" w:w="70"/>
+              <w:right w:type="dxa" w:w="100"/>
+            </w:tcMar>
+            <w:vAlign w:val="center"/>
+          </w:tcPr>
+          <w:p>
+            <w:pPr>
+              <w:spacing w:after="0" w:before="0" w:line="264"/>
+              <w:jc w:val="center"/>
+            </w:pPr>
+            <w:r>
+              <w:rPr>
+                <w:rFonts w:ascii="Arial" w:cs="Arial" w:eastAsia="Arial" w:hAnsi="Arial"/>
+                <w:sz w:val="30"/>
+                <w:szCs w:val="30"/>
+              </w:rPr>
+              <w:t xml:space="preserve">☐</w:t>
+            </w:r>
+          </w:p>
+        </w:tc>
+        <w:tc>
+          <w:tcPr>
+            <w:tcW w:type="dxa" w:w="620"/>
+            <w:tcBorders>
+              <w:top w:val="single" w:color="C9D0DC" w:sz="4"/>
+              <w:left w:val="single" w:color="C9D0DC" w:sz="4"/>
+              <w:bottom w:val="single" w:color="C9D0DC" w:sz="4"/>
+              <w:right w:val="single" w:color="C9D0DC" w:sz="4"/>
+            </w:tcBorders>
+            <w:tcMar>
+              <w:top w:type="dxa" w:w="70"/>
+              <w:left w:type="dxa" w:w="100"/>
+              <w:bottom w:type="dxa" w:w="70"/>
+              <w:right w:type="dxa" w:w="100"/>
+            </w:tcMar>
+            <w:vAlign w:val="center"/>
+          </w:tcPr>
+          <w:p>
+            <w:pPr>
+              <w:spacing w:after="0" w:before="0" w:line="264"/>
+              <w:jc w:val="center"/>
+            </w:pPr>
+            <w:r>
+              <w:rPr>
+                <w:rFonts w:ascii="Arial" w:cs="Arial" w:eastAsia="Arial" w:hAnsi="Arial"/>
+                <w:sz w:val="30"/>
+                <w:szCs w:val="30"/>
+              </w:rPr>
+              <w:t xml:space="preserve">☐</w:t>
+            </w:r>
+          </w:p>
+        </w:tc>
+        <w:tc>
+          <w:tcPr>
+            <w:tcW w:type="dxa" w:w="620"/>
+            <w:tcBorders>
+              <w:top w:val="single" w:color="C9D0DC" w:sz="4"/>
+              <w:left w:val="single" w:color="C9D0DC" w:sz="4"/>
+              <w:bottom w:val="single" w:color="C9D0DC" w:sz="4"/>
+              <w:right w:val="single" w:color="C9D0DC" w:sz="4"/>
+            </w:tcBorders>
+            <w:tcMar>
+              <w:top w:type="dxa" w:w="70"/>
+              <w:left w:type="dxa" w:w="100"/>
+              <w:bottom w:type="dxa" w:w="70"/>
+              <w:right w:type="dxa" w:w="100"/>
+            </w:tcMar>
+            <w:vAlign w:val="center"/>
+          </w:tcPr>
+          <w:p>
+            <w:pPr>
+              <w:spacing w:after="0" w:before="0" w:line="264"/>
+              <w:jc w:val="center"/>
+            </w:pPr>
+            <w:r>
+              <w:rPr>
+                <w:rFonts w:ascii="Arial" w:cs="Arial" w:eastAsia="Arial" w:hAnsi="Arial"/>
+                <w:sz w:val="30"/>
+                <w:szCs w:val="30"/>
+              </w:rPr>
+              <w:t xml:space="preserve">☐</w:t>
+            </w:r>
+          </w:p>
+        </w:tc>
+        <w:tc>
+          <w:tcPr>
+            <w:tcW w:type="dxa" w:w="2040"/>
+            <w:tcBorders>
+              <w:top w:val="single" w:color="C9D0DC" w:sz="4"/>
+              <w:left w:val="single" w:color="C9D0DC" w:sz="4"/>
+              <w:bottom w:val="single" w:color="C9D0DC" w:sz="4"/>
+              <w:right w:val="single" w:color="C9D0DC" w:sz="4"/>
+            </w:tcBorders>
+            <w:tcMar>
+              <w:top w:type="dxa" w:w="70"/>
+              <w:left w:type="dxa" w:w="100"/>
+              <w:bottom w:type="dxa" w:w="70"/>
+              <w:right w:type="dxa" w:w="100"/>
+            </w:tcMar>
+            <w:vAlign w:val="top"/>
+          </w:tcPr>
+          <w:p>
+            <w:pPr>
+              <w:spacing w:after="0" w:before="0" w:line="264"/>
+            </w:pPr>
+            <w:r>
+              <w:rPr>
+                <w:rFonts w:ascii="Arial" w:cs="Arial" w:eastAsia="Arial" w:hAnsi="Arial"/>
+                <w:sz w:val="19"/>
+                <w:szCs w:val="19"/>
+              </w:rPr>
+              <w:t xml:space="preserve"> </w:t>
+            </w:r>
+          </w:p>
+        </w:tc>
+      </w:tr>
+      <w:tr>
+        <w:trPr>
+          <w:cantSplit/>
+        </w:trPr>
+        <w:tc>
+          <w:tcPr>
+            <w:tcW w:type="dxa" w:w="860"/>
+            <w:tcBorders>
+              <w:top w:val="single" w:color="C9D0DC" w:sz="4"/>
+              <w:left w:val="single" w:color="C9D0DC" w:sz="4"/>
+              <w:bottom w:val="single" w:color="C9D0DC" w:sz="4"/>
+              <w:right w:val="single" w:color="C9D0DC" w:sz="4"/>
+            </w:tcBorders>
+            <w:tcMar>
+              <w:top w:type="dxa" w:w="70"/>
+              <w:left w:type="dxa" w:w="100"/>
+              <w:bottom w:type="dxa" w:w="70"/>
+              <w:right w:type="dxa" w:w="100"/>
+            </w:tcMar>
+            <w:vAlign w:val="top"/>
+          </w:tcPr>
+          <w:p>
+            <w:pPr>
+              <w:spacing w:after="0" w:before="0" w:line="264"/>
+            </w:pPr>
+            <w:r>
+              <w:rPr>
+                <w:rFonts w:ascii="Arial" w:cs="Arial" w:eastAsia="Arial" w:hAnsi="Arial"/>
+                <w:b/>
+                <w:bCs/>
+                <w:color w:val="5B6477"/>
+                <w:sz w:val="16"/>
+                <w:szCs w:val="16"/>
+              </w:rPr>
+              <w:t xml:space="preserve">FO-DRC</w:t>
+            </w:r>
+          </w:p>
+        </w:tc>
+        <w:tc>
+          <w:tcPr>
+            <w:tcW w:type="dxa" w:w="5480"/>
+            <w:tcBorders>
+              <w:top w:val="single" w:color="C9D0DC" w:sz="4"/>
+              <w:left w:val="single" w:color="C9D0DC" w:sz="4"/>
+              <w:bottom w:val="single" w:color="C9D0DC" w:sz="4"/>
+              <w:right w:val="single" w:color="C9D0DC" w:sz="4"/>
+            </w:tcBorders>
+            <w:tcMar>
+              <w:top w:type="dxa" w:w="70"/>
+              <w:left w:type="dxa" w:w="100"/>
+              <w:bottom w:type="dxa" w:w="70"/>
+              <w:right w:type="dxa" w:w="100"/>
+            </w:tcMar>
+            <w:vAlign w:val="top"/>
+          </w:tcPr>
+          <w:p>
+            <w:pPr>
+              <w:spacing w:after="40" w:before="0" w:line="264"/>
+            </w:pPr>
+            <w:r>
+              <w:rPr>
+                <w:rFonts w:ascii="Arial" w:cs="Arial" w:eastAsia="Arial" w:hAnsi="Arial"/>
+                <w:b/>
+                <w:bCs/>
+                <w:sz w:val="20"/>
+                <w:szCs w:val="20"/>
+              </w:rPr>
+              <w:t xml:space="preserve">A DR for my franchise arrives by itself</w:t>
+            </w:r>
+          </w:p>
+          <w:p>
+            <w:pPr>
+              <w:spacing w:after="40" w:before="0" w:line="264"/>
+            </w:pPr>
+            <w:r>
+              <w:rPr>
+                <w:rFonts w:ascii="Arial" w:cs="Arial" w:eastAsia="Arial" w:hAnsi="Arial"/>
+                <w:i/>
+                <w:iCs/>
+                <w:color w:val="5B6477"/>
+                <w:sz w:val="15"/>
+                <w:szCs w:val="15"/>
+              </w:rPr>
+              <w:t xml:space="preserve">Flow F48 · DR to a franchise reaches its owner and associates</w:t>
+            </w:r>
+          </w:p>
+          <w:p>
+            <w:pPr>
+              <w:spacing w:after="20" w:before="0" w:line="264"/>
+            </w:pPr>
+            <w:r>
+              <w:rPr>
+                <w:rFonts w:ascii="Arial" w:cs="Arial" w:eastAsia="Arial" w:hAnsi="Arial"/>
+                <w:color w:val="5B6477"/>
+                <w:sz w:val="19"/>
+                <w:szCs w:val="19"/>
+              </w:rPr>
+              <w:t xml:space="preserve">1.  </w:t>
+            </w:r>
+            <w:r>
+              <w:rPr>
+                <w:rFonts w:ascii="Arial" w:cs="Arial" w:eastAsia="Arial" w:hAnsi="Arial"/>
+                <w:sz w:val="19"/>
+                <w:szCs w:val="19"/>
+              </w:rPr>
+              <w:t xml:space="preserve">After the warehouse or the Franchise Coordinator makes a DR for your franchise, open Notifications.</w:t>
+            </w:r>
+          </w:p>
+          <w:p>
+            <w:pPr>
+              <w:spacing w:after="20" w:before="0" w:line="264"/>
+            </w:pPr>
+            <w:r>
+              <w:rPr>
+                <w:rFonts w:ascii="Arial" w:cs="Arial" w:eastAsia="Arial" w:hAnsi="Arial"/>
+                <w:color w:val="5B6477"/>
+                <w:sz w:val="19"/>
+                <w:szCs w:val="19"/>
+              </w:rPr>
+              <w:t xml:space="preserve">2.  </w:t>
+            </w:r>
+            <w:r>
+              <w:rPr>
+                <w:rFonts w:ascii="Arial" w:cs="Arial" w:eastAsia="Arial" w:hAnsi="Arial"/>
+                <w:sz w:val="19"/>
+                <w:szCs w:val="19"/>
+              </w:rPr>
+              <w:t xml:space="preserve">Open Franchise DRs → To check.</w:t>
+            </w:r>
+          </w:p>
+          <w:p>
+            <w:pPr>
+              <w:spacing w:after="0" w:before="60" w:line="264"/>
+            </w:pPr>
+            <w:r>
+              <w:rPr>
+                <w:rFonts w:ascii="Arial" w:cs="Arial" w:eastAsia="Arial" w:hAnsi="Arial"/>
+                <w:b/>
+                <w:bCs/>
+                <w:color w:val="0B1F3A"/>
+                <w:sz w:val="19"/>
+                <w:szCs w:val="19"/>
+              </w:rPr>
+              <w:t xml:space="preserve">You should see: </w:t>
+            </w:r>
+            <w:r>
+              <w:rPr>
+                <w:rFonts w:ascii="Arial" w:cs="Arial" w:eastAsia="Arial" w:hAnsi="Arial"/>
+                <w:sz w:val="19"/>
+                <w:szCs w:val="19"/>
+              </w:rPr>
+              <w:t xml:space="preserve">You have a notice for the new DR and it is listed with items, flavors, quantities, prices and total. Check the goods and press Received: your franchise stock goes up.</w:t>
             </w:r>
           </w:p>
         </w:tc>
@@ -6641,7 +6924,7 @@
                 <w:sz w:val="17"/>
                 <w:szCs w:val="17"/>
               </w:rPr>
-              <w:t xml:space="preserve">Passed (of 22)</w:t>
+              <w:t xml:space="preserve">Passed (of 23)</w:t>
             </w:r>
           </w:p>
         </w:tc>
